--- a/Informe de Proyecto Final.docx
+++ b/Informe de Proyecto Final.docx
@@ -85,127 +85,7 @@
           <w:szCs w:val="24"/>
           <w:lang w:val="es-ES"/>
         </w:rPr>
-        <w:t xml:space="preserve">La idea provino de la escasez de organización y accesibilidad a información en la página del </w:t>
-      </w:r>
-      <w:proofErr w:type="spellStart"/>
-      <w:r>
-        <w:rPr>
-          <w:rFonts w:ascii="Arial" w:eastAsia="Times New Roman" w:hAnsi="Arial" w:cs="Arial"/>
-          <w:sz w:val="24"/>
-          <w:szCs w:val="24"/>
-          <w:lang w:val="es-ES"/>
-        </w:rPr>
-        <w:t>United</w:t>
-      </w:r>
-      <w:proofErr w:type="spellEnd"/>
-      <w:r>
-        <w:rPr>
-          <w:rFonts w:ascii="Arial" w:eastAsia="Times New Roman" w:hAnsi="Arial" w:cs="Arial"/>
-          <w:sz w:val="24"/>
-          <w:szCs w:val="24"/>
-          <w:lang w:val="es-ES"/>
-        </w:rPr>
-        <w:t xml:space="preserve"> </w:t>
-      </w:r>
-      <w:proofErr w:type="spellStart"/>
-      <w:r>
-        <w:rPr>
-          <w:rFonts w:ascii="Arial" w:eastAsia="Times New Roman" w:hAnsi="Arial" w:cs="Arial"/>
-          <w:sz w:val="24"/>
-          <w:szCs w:val="24"/>
-          <w:lang w:val="es-ES"/>
-        </w:rPr>
-        <w:t>States</w:t>
-      </w:r>
-      <w:proofErr w:type="spellEnd"/>
-      <w:r>
-        <w:rPr>
-          <w:rFonts w:ascii="Arial" w:eastAsia="Times New Roman" w:hAnsi="Arial" w:cs="Arial"/>
-          <w:sz w:val="24"/>
-          <w:szCs w:val="24"/>
-          <w:lang w:val="es-ES"/>
-        </w:rPr>
-        <w:t xml:space="preserve"> </w:t>
-      </w:r>
-      <w:proofErr w:type="spellStart"/>
-      <w:r>
-        <w:rPr>
-          <w:rFonts w:ascii="Arial" w:eastAsia="Times New Roman" w:hAnsi="Arial" w:cs="Arial"/>
-          <w:sz w:val="24"/>
-          <w:szCs w:val="24"/>
-          <w:lang w:val="es-ES"/>
-        </w:rPr>
-        <w:t>Department</w:t>
-      </w:r>
-      <w:proofErr w:type="spellEnd"/>
-      <w:r>
-        <w:rPr>
-          <w:rFonts w:ascii="Arial" w:eastAsia="Times New Roman" w:hAnsi="Arial" w:cs="Arial"/>
-          <w:sz w:val="24"/>
-          <w:szCs w:val="24"/>
-          <w:lang w:val="es-ES"/>
-        </w:rPr>
-        <w:t xml:space="preserve"> </w:t>
-      </w:r>
-      <w:proofErr w:type="spellStart"/>
-      <w:r>
-        <w:rPr>
-          <w:rFonts w:ascii="Arial" w:eastAsia="Times New Roman" w:hAnsi="Arial" w:cs="Arial"/>
-          <w:sz w:val="24"/>
-          <w:szCs w:val="24"/>
-          <w:lang w:val="es-ES"/>
-        </w:rPr>
-        <w:t>of</w:t>
-      </w:r>
-      <w:proofErr w:type="spellEnd"/>
-      <w:r>
-        <w:rPr>
-          <w:rFonts w:ascii="Arial" w:eastAsia="Times New Roman" w:hAnsi="Arial" w:cs="Arial"/>
-          <w:sz w:val="24"/>
-          <w:szCs w:val="24"/>
-          <w:lang w:val="es-ES"/>
-        </w:rPr>
-        <w:t xml:space="preserve"> </w:t>
-      </w:r>
-      <w:proofErr w:type="spellStart"/>
-      <w:r>
-        <w:rPr>
-          <w:rFonts w:ascii="Arial" w:eastAsia="Times New Roman" w:hAnsi="Arial" w:cs="Arial"/>
-          <w:sz w:val="24"/>
-          <w:szCs w:val="24"/>
-          <w:lang w:val="es-ES"/>
-        </w:rPr>
-        <w:t>Agriculture</w:t>
-      </w:r>
-      <w:proofErr w:type="spellEnd"/>
-      <w:r>
-        <w:rPr>
-          <w:rFonts w:ascii="Arial" w:eastAsia="Times New Roman" w:hAnsi="Arial" w:cs="Arial"/>
-          <w:sz w:val="24"/>
-          <w:szCs w:val="24"/>
-          <w:lang w:val="es-ES"/>
-        </w:rPr>
-        <w:t xml:space="preserve"> Forest </w:t>
-      </w:r>
-      <w:proofErr w:type="spellStart"/>
-      <w:r>
-        <w:rPr>
-          <w:rFonts w:ascii="Arial" w:eastAsia="Times New Roman" w:hAnsi="Arial" w:cs="Arial"/>
-          <w:sz w:val="24"/>
-          <w:szCs w:val="24"/>
-          <w:lang w:val="es-ES"/>
-        </w:rPr>
-        <w:t>Service</w:t>
-      </w:r>
-      <w:proofErr w:type="spellEnd"/>
-      <w:r>
-        <w:rPr>
-          <w:rFonts w:ascii="Arial" w:eastAsia="Times New Roman" w:hAnsi="Arial" w:cs="Arial"/>
-          <w:sz w:val="24"/>
-          <w:szCs w:val="24"/>
-          <w:lang w:val="es-ES"/>
-        </w:rPr>
-        <w:t xml:space="preserve"> para el bosque nacional El Yunque.</w:t>
+        <w:t>La idea provino de la escasez de organización y accesibilidad a información en la página del United States Department of Agriculture Forest Service para el bosque nacional El Yunque.</w:t>
       </w:r>
     </w:p>
     <w:p>
@@ -263,9 +143,8 @@
           <w:u w:val="none"/>
           <w:lang w:val="es-ES"/>
         </w:rPr>
-        <w:t>Los “</w:t>
-      </w:r>
-      <w:proofErr w:type="spellStart"/>
+        <w:t xml:space="preserve">Los “stakeholders” </w:t>
+      </w:r>
       <w:r>
         <w:rPr>
           <w:rStyle w:val="Hyperlink"/>
@@ -276,9 +155,8 @@
           <w:u w:val="none"/>
           <w:lang w:val="es-ES"/>
         </w:rPr>
-        <w:t>stakeholders</w:t>
-      </w:r>
-      <w:proofErr w:type="spellEnd"/>
+        <w:t xml:space="preserve">serían turistas y locales que expresen interés en la naturaleza y en la vida silvestre del bosque tropical. </w:t>
+      </w:r>
       <w:r>
         <w:rPr>
           <w:rStyle w:val="Hyperlink"/>
@@ -289,7 +167,7 @@
           <w:u w:val="none"/>
           <w:lang w:val="es-ES"/>
         </w:rPr>
-        <w:t xml:space="preserve">” </w:t>
+        <w:t>Quien camine tras los caminos del bosque podrá utilizar la aplicación “offline” para ver hechos e información sobre una especie</w:t>
       </w:r>
       <w:r>
         <w:rPr>
@@ -301,7 +179,7 @@
           <w:u w:val="none"/>
           <w:lang w:val="es-ES"/>
         </w:rPr>
-        <w:t xml:space="preserve">serían turistas y locales que expresen interés en la naturaleza y en la vida silvestre del bosque tropical. </w:t>
+        <w:t xml:space="preserve"> </w:t>
       </w:r>
       <w:r>
         <w:rPr>
@@ -313,7 +191,7 @@
           <w:u w:val="none"/>
           <w:lang w:val="es-ES"/>
         </w:rPr>
-        <w:t>Quien camine tras los caminos del bosque podrá utilizar la aplicación “offline” para ver hechos e información sobre una especie</w:t>
+        <w:t xml:space="preserve">que le interese. Usualmente, estos tipos de excursiones son una experiencia relajante y exploratoria. La aplicación </w:t>
       </w:r>
       <w:r>
         <w:rPr>
@@ -325,9 +203,11 @@
           <w:u w:val="none"/>
           <w:lang w:val="es-ES"/>
         </w:rPr>
-        <w:t xml:space="preserve"> </w:t>
-      </w:r>
-      <w:r>
+        <w:t>permite al usuario a sumergirse a mayor grado en esa experiencia. Para el usuario, ver todas las especies que llaman el bosque su hogar crearía más apreciación y los motivaría a respetar el bienestar de cada especie.</w:t>
+      </w:r>
+    </w:p>
+    <w:p>
+      <w:pPr>
         <w:rPr>
           <w:rStyle w:val="Hyperlink"/>
           <w:rFonts w:ascii="Arial" w:hAnsi="Arial" w:cs="Arial"/>
@@ -337,9 +217,11 @@
           <w:u w:val="none"/>
           <w:lang w:val="es-ES"/>
         </w:rPr>
-        <w:t xml:space="preserve">que le interese. Usualmente, estos tipos de excursiones son una experiencia relajante y exploratoria. La aplicación </w:t>
-      </w:r>
-      <w:r>
+      </w:pPr>
+    </w:p>
+    <w:p>
+      <w:pPr>
+        <w:spacing w:after="0"/>
         <w:rPr>
           <w:rStyle w:val="Hyperlink"/>
           <w:rFonts w:ascii="Arial" w:hAnsi="Arial" w:cs="Arial"/>
@@ -349,11 +231,341 @@
           <w:u w:val="none"/>
           <w:lang w:val="es-ES"/>
         </w:rPr>
-        <w:t>permite al usuario a sumergirse a mayor grado en esa experiencia. Para el usuario, ver todas las especies que llaman el bosque su hogar crearía más apreciación y los motivaría a respetar el bienestar de cada especie.</w:t>
-      </w:r>
-    </w:p>
-    <w:p>
-      <w:pPr>
+      </w:pPr>
+      <w:r>
+        <w:rPr>
+          <w:rStyle w:val="Hyperlink"/>
+          <w:rFonts w:ascii="Arial" w:hAnsi="Arial" w:cs="Arial"/>
+          <w:color w:val="auto"/>
+          <w:sz w:val="24"/>
+          <w:szCs w:val="24"/>
+          <w:u w:val="none"/>
+          <w:lang w:val="es-ES"/>
+        </w:rPr>
+        <w:t>Beneficios:</w:t>
+      </w:r>
+    </w:p>
+    <w:p>
+      <w:pPr>
+        <w:spacing w:after="0"/>
+        <w:rPr>
+          <w:rStyle w:val="Hyperlink"/>
+          <w:rFonts w:ascii="Arial" w:hAnsi="Arial" w:cs="Arial"/>
+          <w:color w:val="auto"/>
+          <w:sz w:val="24"/>
+          <w:szCs w:val="24"/>
+          <w:u w:val="none"/>
+          <w:lang w:val="es-ES"/>
+        </w:rPr>
+      </w:pPr>
+      <w:r>
+        <w:rPr>
+          <w:rStyle w:val="Hyperlink"/>
+          <w:rFonts w:ascii="Arial" w:hAnsi="Arial" w:cs="Arial"/>
+          <w:color w:val="auto"/>
+          <w:sz w:val="24"/>
+          <w:szCs w:val="24"/>
+          <w:u w:val="none"/>
+          <w:lang w:val="es-ES"/>
+        </w:rPr>
+        <w:tab/>
+        <w:t>- Provee una herramienta agradable de educación ambiental local</w:t>
+      </w:r>
+    </w:p>
+    <w:p>
+      <w:pPr>
+        <w:spacing w:after="0"/>
+        <w:rPr>
+          <w:rStyle w:val="Hyperlink"/>
+          <w:rFonts w:ascii="Arial" w:hAnsi="Arial" w:cs="Arial"/>
+          <w:color w:val="auto"/>
+          <w:sz w:val="24"/>
+          <w:szCs w:val="24"/>
+          <w:u w:val="none"/>
+          <w:lang w:val="es-ES"/>
+        </w:rPr>
+      </w:pPr>
+      <w:r>
+        <w:rPr>
+          <w:rStyle w:val="Hyperlink"/>
+          <w:rFonts w:ascii="Arial" w:hAnsi="Arial" w:cs="Arial"/>
+          <w:color w:val="auto"/>
+          <w:sz w:val="24"/>
+          <w:szCs w:val="24"/>
+          <w:u w:val="none"/>
+          <w:lang w:val="es-ES"/>
+        </w:rPr>
+        <w:tab/>
+        <w:t>- Intenta evitar daños a la biodiversidad debido a la ignorancia</w:t>
+      </w:r>
+    </w:p>
+    <w:p>
+      <w:pPr>
+        <w:spacing w:after="0"/>
+        <w:rPr>
+          <w:rStyle w:val="Hyperlink"/>
+          <w:rFonts w:ascii="Arial" w:hAnsi="Arial" w:cs="Arial"/>
+          <w:color w:val="auto"/>
+          <w:sz w:val="24"/>
+          <w:szCs w:val="24"/>
+          <w:u w:val="none"/>
+          <w:lang w:val="es-ES"/>
+        </w:rPr>
+      </w:pPr>
+      <w:r>
+        <w:rPr>
+          <w:rStyle w:val="Hyperlink"/>
+          <w:rFonts w:ascii="Arial" w:hAnsi="Arial" w:cs="Arial"/>
+          <w:color w:val="auto"/>
+          <w:sz w:val="24"/>
+          <w:szCs w:val="24"/>
+          <w:u w:val="none"/>
+          <w:lang w:val="es-ES"/>
+        </w:rPr>
+        <w:tab/>
+        <w:t>- Fomenta el aprecio por toda especie</w:t>
+      </w:r>
+    </w:p>
+    <w:p>
+      <w:pPr>
+        <w:spacing w:after="0"/>
+        <w:rPr>
+          <w:rStyle w:val="Hyperlink"/>
+          <w:rFonts w:ascii="Arial" w:hAnsi="Arial" w:cs="Arial"/>
+          <w:color w:val="auto"/>
+          <w:sz w:val="24"/>
+          <w:szCs w:val="24"/>
+          <w:u w:val="none"/>
+          <w:lang w:val="es-ES"/>
+        </w:rPr>
+      </w:pPr>
+      <w:r>
+        <w:rPr>
+          <w:rStyle w:val="Hyperlink"/>
+          <w:rFonts w:ascii="Arial" w:hAnsi="Arial" w:cs="Arial"/>
+          <w:color w:val="auto"/>
+          <w:sz w:val="24"/>
+          <w:szCs w:val="24"/>
+          <w:u w:val="none"/>
+          <w:lang w:val="es-ES"/>
+        </w:rPr>
+        <w:tab/>
+        <w:t>- Fomenta la contribución a la conservación de especies autóctonas</w:t>
+      </w:r>
+    </w:p>
+    <w:p>
+      <w:pPr>
+        <w:spacing w:after="0"/>
+        <w:rPr>
+          <w:rStyle w:val="Hyperlink"/>
+          <w:rFonts w:ascii="Arial" w:hAnsi="Arial" w:cs="Arial"/>
+          <w:color w:val="auto"/>
+          <w:sz w:val="24"/>
+          <w:szCs w:val="24"/>
+          <w:u w:val="none"/>
+          <w:lang w:val="es-ES"/>
+        </w:rPr>
+      </w:pPr>
+    </w:p>
+    <w:p>
+      <w:pPr>
+        <w:spacing w:after="0"/>
+        <w:rPr>
+          <w:rStyle w:val="Hyperlink"/>
+          <w:rFonts w:ascii="Arial" w:hAnsi="Arial" w:cs="Arial"/>
+          <w:color w:val="auto"/>
+          <w:sz w:val="24"/>
+          <w:szCs w:val="24"/>
+          <w:u w:val="none"/>
+          <w:lang w:val="es-ES"/>
+        </w:rPr>
+      </w:pPr>
+    </w:p>
+    <w:p>
+      <w:pPr>
+        <w:spacing w:after="0"/>
+        <w:rPr>
+          <w:rStyle w:val="Hyperlink"/>
+          <w:rFonts w:ascii="Arial" w:hAnsi="Arial" w:cs="Arial"/>
+          <w:color w:val="auto"/>
+          <w:sz w:val="24"/>
+          <w:szCs w:val="24"/>
+          <w:u w:val="none"/>
+          <w:lang w:val="es-ES"/>
+        </w:rPr>
+      </w:pPr>
+    </w:p>
+    <w:p>
+      <w:pPr>
+        <w:spacing w:after="0"/>
+        <w:rPr>
+          <w:rStyle w:val="Hyperlink"/>
+          <w:rFonts w:ascii="Arial" w:hAnsi="Arial" w:cs="Arial"/>
+          <w:color w:val="auto"/>
+          <w:sz w:val="24"/>
+          <w:szCs w:val="24"/>
+          <w:u w:val="none"/>
+          <w:lang w:val="es-ES"/>
+        </w:rPr>
+      </w:pPr>
+    </w:p>
+    <w:p>
+      <w:pPr>
+        <w:spacing w:after="0"/>
+        <w:rPr>
+          <w:rStyle w:val="Hyperlink"/>
+          <w:rFonts w:ascii="Arial" w:hAnsi="Arial" w:cs="Arial"/>
+          <w:color w:val="auto"/>
+          <w:sz w:val="24"/>
+          <w:szCs w:val="24"/>
+          <w:u w:val="none"/>
+          <w:lang w:val="es-ES"/>
+        </w:rPr>
+      </w:pPr>
+    </w:p>
+    <w:p>
+      <w:pPr>
+        <w:spacing w:after="0"/>
+        <w:rPr>
+          <w:rStyle w:val="Hyperlink"/>
+          <w:rFonts w:ascii="Arial" w:hAnsi="Arial" w:cs="Arial"/>
+          <w:color w:val="auto"/>
+          <w:sz w:val="24"/>
+          <w:szCs w:val="24"/>
+          <w:u w:val="none"/>
+          <w:lang w:val="es-ES"/>
+        </w:rPr>
+      </w:pPr>
+    </w:p>
+    <w:p>
+      <w:pPr>
+        <w:spacing w:after="0"/>
+        <w:rPr>
+          <w:rStyle w:val="Hyperlink"/>
+          <w:rFonts w:ascii="Arial" w:hAnsi="Arial" w:cs="Arial"/>
+          <w:color w:val="auto"/>
+          <w:sz w:val="24"/>
+          <w:szCs w:val="24"/>
+          <w:u w:val="none"/>
+          <w:lang w:val="es-ES"/>
+        </w:rPr>
+      </w:pPr>
+    </w:p>
+    <w:p>
+      <w:pPr>
+        <w:spacing w:after="0"/>
+        <w:rPr>
+          <w:rStyle w:val="Hyperlink"/>
+          <w:rFonts w:ascii="Arial" w:hAnsi="Arial" w:cs="Arial"/>
+          <w:color w:val="auto"/>
+          <w:sz w:val="24"/>
+          <w:szCs w:val="24"/>
+          <w:u w:val="none"/>
+          <w:lang w:val="es-ES"/>
+        </w:rPr>
+      </w:pPr>
+    </w:p>
+    <w:p>
+      <w:pPr>
+        <w:spacing w:after="0"/>
+        <w:rPr>
+          <w:rStyle w:val="Hyperlink"/>
+          <w:rFonts w:ascii="Arial" w:hAnsi="Arial" w:cs="Arial"/>
+          <w:color w:val="auto"/>
+          <w:sz w:val="24"/>
+          <w:szCs w:val="24"/>
+          <w:u w:val="none"/>
+          <w:lang w:val="es-ES"/>
+        </w:rPr>
+      </w:pPr>
+    </w:p>
+    <w:p>
+      <w:pPr>
+        <w:spacing w:after="0"/>
+        <w:rPr>
+          <w:rStyle w:val="Hyperlink"/>
+          <w:rFonts w:ascii="Arial" w:hAnsi="Arial" w:cs="Arial"/>
+          <w:color w:val="auto"/>
+          <w:sz w:val="24"/>
+          <w:szCs w:val="24"/>
+          <w:u w:val="none"/>
+          <w:lang w:val="es-ES"/>
+        </w:rPr>
+      </w:pPr>
+    </w:p>
+    <w:p>
+      <w:pPr>
+        <w:spacing w:after="0"/>
+        <w:rPr>
+          <w:rStyle w:val="Hyperlink"/>
+          <w:rFonts w:ascii="Arial" w:hAnsi="Arial" w:cs="Arial"/>
+          <w:color w:val="auto"/>
+          <w:sz w:val="24"/>
+          <w:szCs w:val="24"/>
+          <w:u w:val="none"/>
+          <w:lang w:val="es-ES"/>
+        </w:rPr>
+      </w:pPr>
+    </w:p>
+    <w:p>
+      <w:pPr>
+        <w:spacing w:after="0"/>
+        <w:rPr>
+          <w:rStyle w:val="Hyperlink"/>
+          <w:rFonts w:ascii="Arial" w:hAnsi="Arial" w:cs="Arial"/>
+          <w:color w:val="auto"/>
+          <w:sz w:val="24"/>
+          <w:szCs w:val="24"/>
+          <w:u w:val="none"/>
+          <w:lang w:val="es-ES"/>
+        </w:rPr>
+      </w:pPr>
+    </w:p>
+    <w:p>
+      <w:pPr>
+        <w:spacing w:after="0"/>
+        <w:rPr>
+          <w:rStyle w:val="Hyperlink"/>
+          <w:rFonts w:ascii="Arial" w:hAnsi="Arial" w:cs="Arial"/>
+          <w:color w:val="auto"/>
+          <w:sz w:val="24"/>
+          <w:szCs w:val="24"/>
+          <w:u w:val="none"/>
+          <w:lang w:val="es-ES"/>
+        </w:rPr>
+      </w:pPr>
+    </w:p>
+    <w:p>
+      <w:pPr>
+        <w:spacing w:after="0"/>
+        <w:rPr>
+          <w:rStyle w:val="Hyperlink"/>
+          <w:rFonts w:ascii="Arial" w:hAnsi="Arial" w:cs="Arial"/>
+          <w:color w:val="auto"/>
+          <w:sz w:val="24"/>
+          <w:szCs w:val="24"/>
+          <w:u w:val="none"/>
+          <w:lang w:val="es-ES"/>
+        </w:rPr>
+      </w:pPr>
+    </w:p>
+    <w:p>
+      <w:pPr>
+        <w:spacing w:after="0"/>
+        <w:rPr>
+          <w:rStyle w:val="Hyperlink"/>
+          <w:rFonts w:ascii="Arial" w:hAnsi="Arial" w:cs="Arial"/>
+          <w:color w:val="auto"/>
+          <w:sz w:val="24"/>
+          <w:szCs w:val="24"/>
+          <w:u w:val="none"/>
+          <w:lang w:val="es-ES"/>
+        </w:rPr>
+      </w:pPr>
+    </w:p>
+    <w:p>
+      <w:pPr>
+        <w:spacing w:after="0"/>
         <w:rPr>
           <w:rFonts w:ascii="Arial" w:hAnsi="Arial" w:cs="Arial"/>
           <w:sz w:val="24"/>
@@ -385,6 +597,7 @@
           <w:szCs w:val="21"/>
           <w:lang w:val="es-ES"/>
         </w:rPr>
+        <w:lastRenderedPageBreak/>
         <w:t>Requerimientos (3)</w:t>
       </w:r>
     </w:p>
@@ -405,27 +618,7 @@
           <w:szCs w:val="24"/>
           <w:lang w:val="es-ES"/>
         </w:rPr>
-        <w:t xml:space="preserve">Para recibir </w:t>
-      </w:r>
-      <w:proofErr w:type="spellStart"/>
-      <w:r>
-        <w:rPr>
-          <w:rFonts w:ascii="Arial" w:eastAsia="Times New Roman" w:hAnsi="Arial" w:cs="Arial"/>
-          <w:sz w:val="24"/>
-          <w:szCs w:val="24"/>
-          <w:lang w:val="es-ES"/>
-        </w:rPr>
-        <w:t>feedback</w:t>
-      </w:r>
-      <w:proofErr w:type="spellEnd"/>
-      <w:r>
-        <w:rPr>
-          <w:rFonts w:ascii="Arial" w:eastAsia="Times New Roman" w:hAnsi="Arial" w:cs="Arial"/>
-          <w:sz w:val="24"/>
-          <w:szCs w:val="24"/>
-          <w:lang w:val="es-ES"/>
-        </w:rPr>
-        <w:t xml:space="preserve"> </w:t>
+        <w:t xml:space="preserve">Para recibir feedback </w:t>
       </w:r>
       <w:r>
         <w:rPr>
@@ -481,13 +674,13 @@
           <w:noProof/>
         </w:rPr>
         <w:drawing>
-          <wp:anchor distT="0" distB="0" distL="114300" distR="114300" simplePos="0" relativeHeight="251659264" behindDoc="0" locked="0" layoutInCell="1" allowOverlap="1" wp14:anchorId="22D46A6D" wp14:editId="6CB2802F">
+          <wp:anchor distT="0" distB="0" distL="114300" distR="114300" simplePos="0" relativeHeight="251659264" behindDoc="0" locked="0" layoutInCell="1" allowOverlap="1" wp14:anchorId="22D46A6D" wp14:editId="20E79887">
             <wp:simplePos x="0" y="0"/>
             <wp:positionH relativeFrom="margin">
               <wp:align>center</wp:align>
             </wp:positionH>
             <wp:positionV relativeFrom="paragraph">
-              <wp:posOffset>3175</wp:posOffset>
+              <wp:posOffset>23495</wp:posOffset>
             </wp:positionV>
             <wp:extent cx="4949190" cy="4086860"/>
             <wp:effectExtent l="0" t="0" r="3810" b="8890"/>
@@ -690,14 +883,79 @@
           <w:lang w:val="es-ES"/>
         </w:rPr>
       </w:pPr>
-      <w:r>
-        <w:rPr>
-          <w:rFonts w:ascii="Arial" w:eastAsia="Times New Roman" w:hAnsi="Arial" w:cs="Arial"/>
-          <w:sz w:val="24"/>
-          <w:szCs w:val="24"/>
-          <w:lang w:val="es-ES"/>
-        </w:rPr>
-        <w:lastRenderedPageBreak/>
+    </w:p>
+    <w:p>
+      <w:pPr>
+        <w:spacing w:before="75" w:after="75" w:line="240" w:lineRule="auto"/>
+        <w:rPr>
+          <w:rFonts w:ascii="Arial" w:eastAsia="Times New Roman" w:hAnsi="Arial" w:cs="Arial"/>
+          <w:sz w:val="24"/>
+          <w:szCs w:val="24"/>
+          <w:lang w:val="es-ES"/>
+        </w:rPr>
+      </w:pPr>
+    </w:p>
+    <w:p>
+      <w:pPr>
+        <w:spacing w:before="75" w:after="75" w:line="240" w:lineRule="auto"/>
+        <w:rPr>
+          <w:rFonts w:ascii="Arial" w:eastAsia="Times New Roman" w:hAnsi="Arial" w:cs="Arial"/>
+          <w:sz w:val="24"/>
+          <w:szCs w:val="24"/>
+          <w:lang w:val="es-ES"/>
+        </w:rPr>
+      </w:pPr>
+    </w:p>
+    <w:p>
+      <w:pPr>
+        <w:spacing w:before="75" w:after="75" w:line="240" w:lineRule="auto"/>
+        <w:rPr>
+          <w:rFonts w:ascii="Arial" w:eastAsia="Times New Roman" w:hAnsi="Arial" w:cs="Arial"/>
+          <w:sz w:val="24"/>
+          <w:szCs w:val="24"/>
+          <w:lang w:val="es-ES"/>
+        </w:rPr>
+      </w:pPr>
+    </w:p>
+    <w:p>
+      <w:pPr>
+        <w:spacing w:before="75" w:after="75" w:line="240" w:lineRule="auto"/>
+        <w:rPr>
+          <w:rFonts w:ascii="Arial" w:eastAsia="Times New Roman" w:hAnsi="Arial" w:cs="Arial"/>
+          <w:sz w:val="24"/>
+          <w:szCs w:val="24"/>
+          <w:lang w:val="es-ES"/>
+        </w:rPr>
+      </w:pPr>
+    </w:p>
+    <w:p>
+      <w:pPr>
+        <w:spacing w:before="75" w:after="75" w:line="240" w:lineRule="auto"/>
+        <w:rPr>
+          <w:rFonts w:ascii="Arial" w:eastAsia="Times New Roman" w:hAnsi="Arial" w:cs="Arial"/>
+          <w:sz w:val="24"/>
+          <w:szCs w:val="24"/>
+          <w:lang w:val="es-ES"/>
+        </w:rPr>
+      </w:pPr>
+    </w:p>
+    <w:p>
+      <w:pPr>
+        <w:spacing w:before="75" w:after="75" w:line="240" w:lineRule="auto"/>
+        <w:rPr>
+          <w:rFonts w:ascii="Arial" w:eastAsia="Times New Roman" w:hAnsi="Arial" w:cs="Arial"/>
+          <w:sz w:val="24"/>
+          <w:szCs w:val="24"/>
+          <w:lang w:val="es-ES"/>
+        </w:rPr>
+      </w:pPr>
+      <w:r>
+        <w:rPr>
+          <w:rFonts w:ascii="Arial" w:eastAsia="Times New Roman" w:hAnsi="Arial" w:cs="Arial"/>
+          <w:sz w:val="24"/>
+          <w:szCs w:val="24"/>
+          <w:lang w:val="es-ES"/>
+        </w:rPr>
         <w:t>De seguro seguiré la sugerencia de mantenerlo como algo sencillo y fácil de entender. Ya el diseño del prototipo cumple con esa necesidad.</w:t>
       </w:r>
     </w:p>
@@ -747,21 +1005,37 @@
           <w:szCs w:val="24"/>
           <w:lang w:val="es-ES"/>
         </w:rPr>
-        <w:t>mapa de distribución, estado de conservación y de los “</w:t>
-      </w:r>
-      <w:proofErr w:type="spellStart"/>
-      <w:r>
-        <w:rPr>
-          <w:rFonts w:ascii="Arial" w:eastAsia="Times New Roman" w:hAnsi="Arial" w:cs="Arial"/>
-          <w:b/>
-          <w:bCs/>
-          <w:sz w:val="24"/>
-          <w:szCs w:val="24"/>
-          <w:lang w:val="es-ES"/>
-        </w:rPr>
-        <w:t>fun</w:t>
-      </w:r>
-      <w:proofErr w:type="spellEnd"/>
+        <w:t>mapa de distribución, estado de conservación y de los “fun facts”</w:t>
+      </w:r>
+      <w:r>
+        <w:rPr>
+          <w:rFonts w:ascii="Arial" w:eastAsia="Times New Roman" w:hAnsi="Arial" w:cs="Arial"/>
+          <w:sz w:val="24"/>
+          <w:szCs w:val="24"/>
+          <w:lang w:val="es-ES"/>
+        </w:rPr>
+        <w:t xml:space="preserve"> que pudiesen </w:t>
+      </w:r>
+      <w:r>
+        <w:rPr>
+          <w:rFonts w:ascii="Arial" w:eastAsia="Times New Roman" w:hAnsi="Arial" w:cs="Arial"/>
+          <w:sz w:val="24"/>
+          <w:szCs w:val="24"/>
+          <w:lang w:val="es-ES"/>
+        </w:rPr>
+        <w:t xml:space="preserve">realzar el interés del usuario (evitar que se aburra de información general). </w:t>
+      </w:r>
+      <w:r>
+        <w:rPr>
+          <w:rFonts w:ascii="Arial" w:eastAsia="Times New Roman" w:hAnsi="Arial" w:cs="Arial"/>
+          <w:b/>
+          <w:bCs/>
+          <w:sz w:val="24"/>
+          <w:szCs w:val="24"/>
+          <w:lang w:val="es-ES"/>
+        </w:rPr>
+        <w:t>Datos curiosos y visuales ayudarán a mejorar el UX de</w:t>
+      </w:r>
       <w:r>
         <w:rPr>
           <w:rFonts w:ascii="Arial" w:eastAsia="Times New Roman" w:hAnsi="Arial" w:cs="Arial"/>
@@ -773,70 +1047,6 @@
         </w:rPr>
         <w:t xml:space="preserve"> </w:t>
       </w:r>
-      <w:proofErr w:type="spellStart"/>
-      <w:r>
-        <w:rPr>
-          <w:rFonts w:ascii="Arial" w:eastAsia="Times New Roman" w:hAnsi="Arial" w:cs="Arial"/>
-          <w:b/>
-          <w:bCs/>
-          <w:sz w:val="24"/>
-          <w:szCs w:val="24"/>
-          <w:lang w:val="es-ES"/>
-        </w:rPr>
-        <w:t>facts</w:t>
-      </w:r>
-      <w:proofErr w:type="spellEnd"/>
-      <w:r>
-        <w:rPr>
-          <w:rFonts w:ascii="Arial" w:eastAsia="Times New Roman" w:hAnsi="Arial" w:cs="Arial"/>
-          <w:b/>
-          <w:bCs/>
-          <w:sz w:val="24"/>
-          <w:szCs w:val="24"/>
-          <w:lang w:val="es-ES"/>
-        </w:rPr>
-        <w:t>”</w:t>
-      </w:r>
-      <w:r>
-        <w:rPr>
-          <w:rFonts w:ascii="Arial" w:eastAsia="Times New Roman" w:hAnsi="Arial" w:cs="Arial"/>
-          <w:sz w:val="24"/>
-          <w:szCs w:val="24"/>
-          <w:lang w:val="es-ES"/>
-        </w:rPr>
-        <w:t xml:space="preserve"> que pudiesen </w:t>
-      </w:r>
-      <w:r>
-        <w:rPr>
-          <w:rFonts w:ascii="Arial" w:eastAsia="Times New Roman" w:hAnsi="Arial" w:cs="Arial"/>
-          <w:sz w:val="24"/>
-          <w:szCs w:val="24"/>
-          <w:lang w:val="es-ES"/>
-        </w:rPr>
-        <w:t xml:space="preserve">realzar el interés del usuario (evitar que se aburra de información general). </w:t>
-      </w:r>
-      <w:r>
-        <w:rPr>
-          <w:rFonts w:ascii="Arial" w:eastAsia="Times New Roman" w:hAnsi="Arial" w:cs="Arial"/>
-          <w:b/>
-          <w:bCs/>
-          <w:sz w:val="24"/>
-          <w:szCs w:val="24"/>
-          <w:lang w:val="es-ES"/>
-        </w:rPr>
-        <w:t>Datos curiosos y visuales ayudarán a mejorar el UX de</w:t>
-      </w:r>
-      <w:r>
-        <w:rPr>
-          <w:rFonts w:ascii="Arial" w:eastAsia="Times New Roman" w:hAnsi="Arial" w:cs="Arial"/>
-          <w:b/>
-          <w:bCs/>
-          <w:sz w:val="24"/>
-          <w:szCs w:val="24"/>
-          <w:lang w:val="es-ES"/>
-        </w:rPr>
-        <w:t xml:space="preserve"> </w:t>
-      </w:r>
       <w:r>
         <w:rPr>
           <w:rFonts w:ascii="Arial" w:eastAsia="Times New Roman" w:hAnsi="Arial" w:cs="Arial"/>
@@ -868,21 +1078,8 @@
           <w:szCs w:val="24"/>
           <w:lang w:val="es-ES"/>
         </w:rPr>
-        <w:t xml:space="preserve"> </w:t>
-      </w:r>
-      <w:proofErr w:type="gramStart"/>
-      <w:r>
-        <w:rPr>
-          <w:rFonts w:ascii="Arial" w:eastAsia="Times New Roman" w:hAnsi="Arial" w:cs="Arial"/>
-          <w:b/>
-          <w:bCs/>
-          <w:sz w:val="24"/>
-          <w:szCs w:val="24"/>
-          <w:lang w:val="es-ES"/>
-        </w:rPr>
-        <w:t>app</w:t>
-      </w:r>
-      <w:proofErr w:type="gramEnd"/>
+        <w:t xml:space="preserve"> app</w:t>
+      </w:r>
       <w:r>
         <w:rPr>
           <w:rFonts w:ascii="Arial" w:eastAsia="Times New Roman" w:hAnsi="Arial" w:cs="Arial"/>
@@ -919,9 +1116,17 @@
           <w:noProof/>
         </w:rPr>
         <w:drawing>
-          <wp:inline distT="0" distB="0" distL="0" distR="0" wp14:anchorId="29B90C89" wp14:editId="4B039A32">
+          <wp:anchor distT="0" distB="0" distL="114300" distR="114300" simplePos="0" relativeHeight="251660288" behindDoc="0" locked="0" layoutInCell="1" allowOverlap="1" wp14:anchorId="29B90C89" wp14:editId="04F45728">
+            <wp:simplePos x="0" y="0"/>
+            <wp:positionH relativeFrom="margin">
+              <wp:align>right</wp:align>
+            </wp:positionH>
+            <wp:positionV relativeFrom="paragraph">
+              <wp:posOffset>194945</wp:posOffset>
+            </wp:positionV>
             <wp:extent cx="5981700" cy="1485900"/>
             <wp:effectExtent l="0" t="0" r="0" b="0"/>
+            <wp:wrapNone/>
             <wp:docPr id="2" name="Picture 2"/>
             <wp:cNvGraphicFramePr>
               <a:graphicFrameLocks xmlns:a="http://schemas.openxmlformats.org/drawingml/2006/main" noChangeAspect="1"/>
@@ -934,7 +1139,13 @@
                     <pic:cNvPicPr/>
                   </pic:nvPicPr>
                   <pic:blipFill>
-                    <a:blip r:embed="rId7"/>
+                    <a:blip r:embed="rId7">
+                      <a:extLst>
+                        <a:ext uri="{28A0092B-C50C-407E-A947-70E740481C1C}">
+                          <a14:useLocalDpi xmlns:a14="http://schemas.microsoft.com/office/drawing/2010/main" val="0"/>
+                        </a:ext>
+                      </a:extLst>
+                    </a:blip>
                     <a:stretch>
                       <a:fillRect/>
                     </a:stretch>
@@ -951,7 +1162,7 @@
                 </pic:pic>
               </a:graphicData>
             </a:graphic>
-          </wp:inline>
+          </wp:anchor>
         </w:drawing>
       </w:r>
     </w:p>
@@ -976,13 +1187,58 @@
           <w:lang w:val="es-ES"/>
         </w:rPr>
       </w:pPr>
-      <w:r>
-        <w:rPr>
-          <w:rFonts w:ascii="Arial" w:eastAsia="Times New Roman" w:hAnsi="Arial" w:cs="Arial"/>
-          <w:sz w:val="24"/>
-          <w:szCs w:val="24"/>
-          <w:lang w:val="es-ES"/>
-        </w:rPr>
+    </w:p>
+    <w:p>
+      <w:pPr>
+        <w:spacing w:before="75" w:after="75" w:line="240" w:lineRule="auto"/>
+        <w:rPr>
+          <w:rFonts w:ascii="Arial" w:eastAsia="Times New Roman" w:hAnsi="Arial" w:cs="Arial"/>
+          <w:sz w:val="24"/>
+          <w:szCs w:val="24"/>
+          <w:lang w:val="es-ES"/>
+        </w:rPr>
+      </w:pPr>
+    </w:p>
+    <w:p>
+      <w:pPr>
+        <w:spacing w:before="75" w:after="75" w:line="240" w:lineRule="auto"/>
+        <w:rPr>
+          <w:rFonts w:ascii="Arial" w:eastAsia="Times New Roman" w:hAnsi="Arial" w:cs="Arial"/>
+          <w:sz w:val="24"/>
+          <w:szCs w:val="24"/>
+          <w:lang w:val="es-ES"/>
+        </w:rPr>
+      </w:pPr>
+    </w:p>
+    <w:p>
+      <w:pPr>
+        <w:spacing w:before="75" w:after="75" w:line="240" w:lineRule="auto"/>
+        <w:rPr>
+          <w:rFonts w:ascii="Arial" w:eastAsia="Times New Roman" w:hAnsi="Arial" w:cs="Arial"/>
+          <w:sz w:val="24"/>
+          <w:szCs w:val="24"/>
+          <w:lang w:val="es-ES"/>
+        </w:rPr>
+      </w:pPr>
+    </w:p>
+    <w:p>
+      <w:pPr>
+        <w:spacing w:before="75" w:after="75" w:line="240" w:lineRule="auto"/>
+        <w:rPr>
+          <w:rFonts w:ascii="Arial" w:eastAsia="Times New Roman" w:hAnsi="Arial" w:cs="Arial"/>
+          <w:sz w:val="24"/>
+          <w:szCs w:val="24"/>
+          <w:lang w:val="es-ES"/>
+        </w:rPr>
+      </w:pPr>
+      <w:r>
+        <w:rPr>
+          <w:rFonts w:ascii="Arial" w:eastAsia="Times New Roman" w:hAnsi="Arial" w:cs="Arial"/>
+          <w:sz w:val="24"/>
+          <w:szCs w:val="24"/>
+          <w:lang w:val="es-ES"/>
+        </w:rPr>
+        <w:lastRenderedPageBreak/>
         <w:t xml:space="preserve">La idea de </w:t>
       </w:r>
       <w:r>
@@ -1167,18 +1423,19 @@
           <w:szCs w:val="24"/>
           <w:lang w:val="es-ES"/>
         </w:rPr>
-        <w:t xml:space="preserve">; </w:t>
-      </w:r>
-      <w:r>
-        <w:rPr>
-          <w:rFonts w:ascii="Arial" w:eastAsia="Times New Roman" w:hAnsi="Arial" w:cs="Arial"/>
-          <w:sz w:val="24"/>
-          <w:szCs w:val="24"/>
-          <w:lang w:val="es-ES"/>
-        </w:rPr>
-        <w:lastRenderedPageBreak/>
-        <w:t xml:space="preserve">muy buenas sugerencias. Quizás pudiese crear otra página en el menú para las entidades sin fines de lucro. </w:t>
-      </w:r>
+        <w:t xml:space="preserve">; muy buenas sugerencias. Quizás pudiese crear otra página en el menú para las entidades sin fines de lucro. </w:t>
+      </w:r>
+    </w:p>
+    <w:p>
+      <w:pPr>
+        <w:spacing w:before="75" w:after="75" w:line="240" w:lineRule="auto"/>
+        <w:rPr>
+          <w:rFonts w:ascii="Arial" w:eastAsia="Times New Roman" w:hAnsi="Arial" w:cs="Arial"/>
+          <w:sz w:val="24"/>
+          <w:szCs w:val="24"/>
+          <w:lang w:val="es-ES"/>
+        </w:rPr>
+      </w:pPr>
     </w:p>
     <w:p>
       <w:pPr>
@@ -1199,17 +1456,6 @@
         </w:rPr>
         <w:t xml:space="preserve"> </w:t>
       </w:r>
-    </w:p>
-    <w:p>
-      <w:pPr>
-        <w:spacing w:before="75" w:after="75" w:line="240" w:lineRule="auto"/>
-        <w:rPr>
-          <w:rFonts w:ascii="Arial" w:eastAsia="Times New Roman" w:hAnsi="Arial" w:cs="Arial"/>
-          <w:sz w:val="24"/>
-          <w:szCs w:val="24"/>
-          <w:lang w:val="es-ES"/>
-        </w:rPr>
-      </w:pPr>
       <w:r>
         <w:rPr>
           <w:noProof/>
@@ -1268,6 +1514,7 @@
           <w:szCs w:val="24"/>
           <w:lang w:val="es-ES"/>
         </w:rPr>
+        <w:lastRenderedPageBreak/>
         <w:t xml:space="preserve">Poder grabar el sonido de las aves y que identifique la especie, es una idea divertida que esta lamentablemente fuera de mi alcance. Además, pienso que sería una idea para otra aplicación totalmente distinta. </w:t>
       </w:r>
     </w:p>
@@ -1292,19 +1539,7 @@
           <w:szCs w:val="24"/>
           <w:lang w:val="es-ES"/>
         </w:rPr>
-        <w:t xml:space="preserve">La idea de añadir trivia es excelente. Otra manera de mejorar el UX </w:t>
-      </w:r>
-      <w:proofErr w:type="gramStart"/>
-      <w:r>
-        <w:rPr>
-          <w:rFonts w:ascii="Arial" w:eastAsia="Times New Roman" w:hAnsi="Arial" w:cs="Arial"/>
-          <w:b/>
-          <w:bCs/>
-          <w:sz w:val="24"/>
-          <w:szCs w:val="24"/>
-          <w:lang w:val="es-ES"/>
-        </w:rPr>
-        <w:t>de</w:t>
+        <w:t>La idea de añadir trivia es excelente. Otra manera de mejorar el UX de</w:t>
       </w:r>
       <w:r>
         <w:rPr>
@@ -1326,20 +1561,21 @@
           <w:szCs w:val="24"/>
           <w:lang w:val="es-ES"/>
         </w:rPr>
-        <w:t xml:space="preserve"> app</w:t>
-      </w:r>
-      <w:proofErr w:type="gramEnd"/>
-      <w:r>
-        <w:rPr>
-          <w:rFonts w:ascii="Arial" w:eastAsia="Times New Roman" w:hAnsi="Arial" w:cs="Arial"/>
-          <w:b/>
-          <w:bCs/>
-          <w:sz w:val="24"/>
-          <w:szCs w:val="24"/>
-          <w:lang w:val="es-ES"/>
-        </w:rPr>
-        <w:t>.</w:t>
-      </w:r>
+        <w:t xml:space="preserve"> app.</w:t>
+      </w:r>
+    </w:p>
+    <w:p>
+      <w:pPr>
+        <w:spacing w:before="75" w:after="75" w:line="240" w:lineRule="auto"/>
+        <w:rPr>
+          <w:rFonts w:ascii="Arial" w:eastAsia="Times New Roman" w:hAnsi="Arial" w:cs="Arial"/>
+          <w:b/>
+          <w:bCs/>
+          <w:sz w:val="24"/>
+          <w:szCs w:val="24"/>
+          <w:lang w:val="es-ES"/>
+        </w:rPr>
+      </w:pPr>
     </w:p>
     <w:p>
       <w:pPr>
@@ -1373,7 +1609,6 @@
         </w:rPr>
         <w:t xml:space="preserve">Además, me mencionaron una excelente referencia llamada </w:t>
       </w:r>
-      <w:proofErr w:type="spellStart"/>
       <w:r>
         <w:rPr>
           <w:rFonts w:ascii="Arial" w:eastAsia="Times New Roman" w:hAnsi="Arial" w:cs="Arial"/>
@@ -1385,7 +1620,6 @@
         </w:rPr>
         <w:t>iNaturalist</w:t>
       </w:r>
-      <w:proofErr w:type="spellEnd"/>
       <w:r>
         <w:rPr>
           <w:rFonts w:ascii="Arial" w:eastAsia="Times New Roman" w:hAnsi="Arial" w:cs="Arial"/>
@@ -1395,63 +1629,32 @@
         </w:rPr>
         <w:t xml:space="preserve">. </w:t>
       </w:r>
-      <w:r>
-        <w:rPr>
-          <w:rFonts w:ascii="Arial" w:eastAsia="Times New Roman" w:hAnsi="Arial" w:cs="Arial"/>
-          <w:sz w:val="24"/>
-          <w:szCs w:val="24"/>
-          <w:lang w:val="es-ES"/>
-        </w:rPr>
-        <w:t xml:space="preserve">Es otra aplicación que es una comunidad que permite que usuarios de todo el mundo posteen observaciones de especies. Puedes usar </w:t>
-      </w:r>
-      <w:proofErr w:type="spellStart"/>
-      <w:r>
-        <w:rPr>
-          <w:rFonts w:ascii="Arial" w:eastAsia="Times New Roman" w:hAnsi="Arial" w:cs="Arial"/>
-          <w:sz w:val="24"/>
-          <w:szCs w:val="24"/>
-          <w:lang w:val="es-ES"/>
-        </w:rPr>
-        <w:t>Location</w:t>
-      </w:r>
-      <w:proofErr w:type="spellEnd"/>
-      <w:r>
-        <w:rPr>
-          <w:rFonts w:ascii="Arial" w:eastAsia="Times New Roman" w:hAnsi="Arial" w:cs="Arial"/>
-          <w:sz w:val="24"/>
-          <w:szCs w:val="24"/>
-          <w:lang w:val="es-ES"/>
-        </w:rPr>
-        <w:t xml:space="preserve"> para que presente solo las observaciones locales, y usar el mapa que provee para ver los </w:t>
-      </w:r>
-      <w:proofErr w:type="spellStart"/>
-      <w:r>
-        <w:rPr>
-          <w:rFonts w:ascii="Arial" w:eastAsia="Times New Roman" w:hAnsi="Arial" w:cs="Arial"/>
-          <w:sz w:val="24"/>
-          <w:szCs w:val="24"/>
-          <w:lang w:val="es-ES"/>
-        </w:rPr>
-        <w:t>pins</w:t>
-      </w:r>
-      <w:proofErr w:type="spellEnd"/>
-      <w:r>
-        <w:rPr>
-          <w:rFonts w:ascii="Arial" w:eastAsia="Times New Roman" w:hAnsi="Arial" w:cs="Arial"/>
-          <w:sz w:val="24"/>
-          <w:szCs w:val="24"/>
-          <w:lang w:val="es-ES"/>
-        </w:rPr>
-        <w:t xml:space="preserve"> de observaciones de un lugar en específico. Por ejemplo, si buscamos El Yunque:</w:t>
-      </w:r>
-    </w:p>
-    <w:p>
-      <w:pPr>
-        <w:spacing w:before="75" w:after="75" w:line="240" w:lineRule="auto"/>
-        <w:rPr>
-          <w:rFonts w:ascii="Arial" w:eastAsia="Times New Roman" w:hAnsi="Arial" w:cs="Arial"/>
-          <w:b/>
-          <w:bCs/>
+    </w:p>
+    <w:p>
+      <w:pPr>
+        <w:spacing w:before="75" w:after="75" w:line="240" w:lineRule="auto"/>
+        <w:rPr>
+          <w:rFonts w:ascii="Arial" w:eastAsia="Times New Roman" w:hAnsi="Arial" w:cs="Arial"/>
+          <w:sz w:val="24"/>
+          <w:szCs w:val="24"/>
+          <w:lang w:val="es-ES"/>
+        </w:rPr>
+      </w:pPr>
+      <w:r>
+        <w:rPr>
+          <w:rFonts w:ascii="Arial" w:eastAsia="Times New Roman" w:hAnsi="Arial" w:cs="Arial"/>
+          <w:sz w:val="24"/>
+          <w:szCs w:val="24"/>
+          <w:lang w:val="es-ES"/>
+        </w:rPr>
+        <w:t>Es otra aplicación que es una comunidad que permite que usuarios de todo el mundo posteen observaciones de especies. Puedes usar Location para que presente solo las observaciones locales, y usar el mapa que provee para ver los pins de observaciones de un lugar en específico. Por ejemplo, si buscamos El Yunque:</w:t>
+      </w:r>
+    </w:p>
+    <w:p>
+      <w:pPr>
+        <w:spacing w:before="75" w:after="75" w:line="240" w:lineRule="auto"/>
+        <w:rPr>
+          <w:rFonts w:ascii="Arial" w:eastAsia="Times New Roman" w:hAnsi="Arial" w:cs="Arial"/>
           <w:sz w:val="24"/>
           <w:szCs w:val="24"/>
           <w:lang w:val="es-ES"/>
@@ -1462,13 +1665,13 @@
           <w:noProof/>
         </w:rPr>
         <w:drawing>
-          <wp:anchor distT="0" distB="0" distL="114300" distR="114300" simplePos="0" relativeHeight="251658240" behindDoc="0" locked="0" layoutInCell="1" allowOverlap="1" wp14:anchorId="4AA78CB1" wp14:editId="50DA5CB3">
+          <wp:anchor distT="0" distB="0" distL="114300" distR="114300" simplePos="0" relativeHeight="251658240" behindDoc="0" locked="0" layoutInCell="1" allowOverlap="1" wp14:anchorId="4AA78CB1" wp14:editId="56F31850">
             <wp:simplePos x="0" y="0"/>
             <wp:positionH relativeFrom="column">
-              <wp:posOffset>1738745</wp:posOffset>
+              <wp:posOffset>1731010</wp:posOffset>
             </wp:positionH>
             <wp:positionV relativeFrom="paragraph">
-              <wp:posOffset>4618</wp:posOffset>
+              <wp:posOffset>90170</wp:posOffset>
             </wp:positionV>
             <wp:extent cx="2244436" cy="3875286"/>
             <wp:effectExtent l="0" t="0" r="3810" b="0"/>
@@ -1686,185 +1889,165 @@
         <w:spacing w:before="75" w:after="75" w:line="240" w:lineRule="auto"/>
         <w:rPr>
           <w:rFonts w:ascii="Arial" w:eastAsia="Times New Roman" w:hAnsi="Arial" w:cs="Arial"/>
-          <w:sz w:val="24"/>
-          <w:szCs w:val="24"/>
-          <w:lang w:val="es-ES"/>
-        </w:rPr>
-      </w:pPr>
-      <w:r>
-        <w:rPr>
-          <w:rFonts w:ascii="Arial" w:eastAsia="Times New Roman" w:hAnsi="Arial" w:cs="Arial"/>
+          <w:b/>
+          <w:bCs/>
+          <w:sz w:val="24"/>
+          <w:szCs w:val="24"/>
+          <w:lang w:val="es-ES"/>
+        </w:rPr>
+      </w:pPr>
+    </w:p>
+    <w:p>
+      <w:pPr>
+        <w:spacing w:before="75" w:after="75" w:line="240" w:lineRule="auto"/>
+        <w:rPr>
+          <w:rFonts w:ascii="Arial" w:eastAsia="Times New Roman" w:hAnsi="Arial" w:cs="Arial"/>
+          <w:b/>
+          <w:bCs/>
+          <w:sz w:val="24"/>
+          <w:szCs w:val="24"/>
+          <w:lang w:val="es-ES"/>
+        </w:rPr>
+      </w:pPr>
+    </w:p>
+    <w:p>
+      <w:pPr>
+        <w:spacing w:before="75" w:after="75" w:line="240" w:lineRule="auto"/>
+        <w:rPr>
+          <w:rFonts w:ascii="Arial" w:eastAsia="Times New Roman" w:hAnsi="Arial" w:cs="Arial"/>
+          <w:b/>
+          <w:bCs/>
+          <w:sz w:val="24"/>
+          <w:szCs w:val="24"/>
+          <w:lang w:val="es-ES"/>
+        </w:rPr>
+      </w:pPr>
+    </w:p>
+    <w:p>
+      <w:pPr>
+        <w:spacing w:before="75" w:after="75" w:line="240" w:lineRule="auto"/>
+        <w:rPr>
+          <w:rFonts w:ascii="Arial" w:eastAsia="Times New Roman" w:hAnsi="Arial" w:cs="Arial"/>
+          <w:b/>
+          <w:bCs/>
+          <w:sz w:val="24"/>
+          <w:szCs w:val="24"/>
+          <w:lang w:val="es-ES"/>
+        </w:rPr>
+      </w:pPr>
+    </w:p>
+    <w:p>
+      <w:pPr>
+        <w:spacing w:before="75" w:after="75" w:line="240" w:lineRule="auto"/>
+        <w:rPr>
+          <w:rFonts w:ascii="Arial" w:eastAsia="Times New Roman" w:hAnsi="Arial" w:cs="Arial"/>
+          <w:b/>
+          <w:bCs/>
+          <w:sz w:val="24"/>
+          <w:szCs w:val="24"/>
+          <w:lang w:val="es-ES"/>
+        </w:rPr>
+      </w:pPr>
+    </w:p>
+    <w:p>
+      <w:pPr>
+        <w:spacing w:before="75" w:after="75" w:line="240" w:lineRule="auto"/>
+        <w:rPr>
+          <w:rFonts w:ascii="Arial" w:eastAsia="Times New Roman" w:hAnsi="Arial" w:cs="Arial"/>
+          <w:b/>
+          <w:bCs/>
+          <w:sz w:val="24"/>
+          <w:szCs w:val="24"/>
+          <w:lang w:val="es-ES"/>
+        </w:rPr>
+      </w:pPr>
+    </w:p>
+    <w:p>
+      <w:pPr>
+        <w:spacing w:before="75" w:after="75" w:line="240" w:lineRule="auto"/>
+        <w:rPr>
+          <w:rFonts w:ascii="Arial" w:eastAsia="Times New Roman" w:hAnsi="Arial" w:cs="Arial"/>
+          <w:sz w:val="24"/>
+          <w:szCs w:val="24"/>
+          <w:lang w:val="es-ES"/>
+        </w:rPr>
+      </w:pPr>
+      <w:r>
+        <w:rPr>
+          <w:rFonts w:ascii="Arial" w:eastAsia="Times New Roman" w:hAnsi="Arial" w:cs="Arial"/>
+          <w:sz w:val="24"/>
+          <w:szCs w:val="24"/>
+          <w:lang w:val="es-ES"/>
+        </w:rPr>
+        <w:t>Este es el formato de la app en iOS. Sería genial poder poner un canvas dentro de cada profile de especie que muestre el mapa con todas las observaciones de dicha especie; o sea, hacer link en el prototipo de El Yunque Species List(mi prototipo) al mapa que provee iNaturalist. Por ahora, simplemente haré referencia a la aplicación.</w:t>
+      </w:r>
+    </w:p>
+    <w:p>
+      <w:pPr>
+        <w:spacing w:before="75" w:after="75" w:line="240" w:lineRule="auto"/>
+        <w:rPr>
+          <w:rFonts w:ascii="Arial" w:eastAsia="Times New Roman" w:hAnsi="Arial" w:cs="Arial"/>
+          <w:sz w:val="24"/>
+          <w:szCs w:val="24"/>
+          <w:lang w:val="es-ES"/>
+        </w:rPr>
+      </w:pPr>
+    </w:p>
+    <w:p>
+      <w:pPr>
+        <w:spacing w:before="75" w:after="75" w:line="240" w:lineRule="auto"/>
+        <w:rPr>
+          <w:rFonts w:ascii="Arial" w:eastAsia="Times New Roman" w:hAnsi="Arial" w:cs="Arial"/>
+          <w:sz w:val="24"/>
+          <w:szCs w:val="24"/>
+          <w:lang w:val="es-ES"/>
+        </w:rPr>
+      </w:pPr>
+    </w:p>
+    <w:p>
+      <w:pPr>
+        <w:spacing w:before="75" w:after="75" w:line="240" w:lineRule="auto"/>
+        <w:rPr>
+          <w:rFonts w:ascii="Arial" w:eastAsia="Times New Roman" w:hAnsi="Arial" w:cs="Arial"/>
+          <w:sz w:val="24"/>
+          <w:szCs w:val="24"/>
+          <w:lang w:val="es-ES"/>
+        </w:rPr>
+      </w:pPr>
+    </w:p>
+    <w:p>
+      <w:pPr>
+        <w:spacing w:before="75" w:after="75" w:line="240" w:lineRule="auto"/>
+        <w:rPr>
+          <w:rFonts w:ascii="Arial" w:eastAsia="Times New Roman" w:hAnsi="Arial" w:cs="Arial"/>
+          <w:sz w:val="24"/>
+          <w:szCs w:val="24"/>
+          <w:lang w:val="es-ES"/>
+        </w:rPr>
+      </w:pPr>
+    </w:p>
+    <w:p>
+      <w:pPr>
+        <w:spacing w:before="75" w:after="75" w:line="240" w:lineRule="auto"/>
+        <w:rPr>
+          <w:rFonts w:ascii="Arial" w:eastAsia="Times New Roman" w:hAnsi="Arial" w:cs="Arial"/>
+          <w:b/>
+          <w:bCs/>
+          <w:sz w:val="24"/>
+          <w:szCs w:val="24"/>
+          <w:lang w:val="es-ES"/>
+        </w:rPr>
+      </w:pPr>
+      <w:r>
+        <w:rPr>
+          <w:rFonts w:ascii="Arial" w:eastAsia="Times New Roman" w:hAnsi="Arial" w:cs="Arial"/>
+          <w:b/>
+          <w:bCs/>
           <w:sz w:val="24"/>
           <w:szCs w:val="24"/>
           <w:lang w:val="es-ES"/>
         </w:rPr>
         <w:lastRenderedPageBreak/>
-        <w:t xml:space="preserve">Este es el formato de la </w:t>
-      </w:r>
-      <w:proofErr w:type="gramStart"/>
-      <w:r>
-        <w:rPr>
-          <w:rFonts w:ascii="Arial" w:eastAsia="Times New Roman" w:hAnsi="Arial" w:cs="Arial"/>
-          <w:sz w:val="24"/>
-          <w:szCs w:val="24"/>
-          <w:lang w:val="es-ES"/>
-        </w:rPr>
-        <w:t>app</w:t>
-      </w:r>
-      <w:proofErr w:type="gramEnd"/>
-      <w:r>
-        <w:rPr>
-          <w:rFonts w:ascii="Arial" w:eastAsia="Times New Roman" w:hAnsi="Arial" w:cs="Arial"/>
-          <w:sz w:val="24"/>
-          <w:szCs w:val="24"/>
-          <w:lang w:val="es-ES"/>
-        </w:rPr>
-        <w:t xml:space="preserve"> en iOS. Sería genial poder poner un </w:t>
-      </w:r>
-      <w:proofErr w:type="spellStart"/>
-      <w:r>
-        <w:rPr>
-          <w:rFonts w:ascii="Arial" w:eastAsia="Times New Roman" w:hAnsi="Arial" w:cs="Arial"/>
-          <w:sz w:val="24"/>
-          <w:szCs w:val="24"/>
-          <w:lang w:val="es-ES"/>
-        </w:rPr>
-        <w:t>canvas</w:t>
-      </w:r>
-      <w:proofErr w:type="spellEnd"/>
-      <w:r>
-        <w:rPr>
-          <w:rFonts w:ascii="Arial" w:eastAsia="Times New Roman" w:hAnsi="Arial" w:cs="Arial"/>
-          <w:sz w:val="24"/>
-          <w:szCs w:val="24"/>
-          <w:lang w:val="es-ES"/>
-        </w:rPr>
-        <w:t xml:space="preserve"> dentro de cada </w:t>
-      </w:r>
-      <w:proofErr w:type="spellStart"/>
-      <w:r>
-        <w:rPr>
-          <w:rFonts w:ascii="Arial" w:eastAsia="Times New Roman" w:hAnsi="Arial" w:cs="Arial"/>
-          <w:sz w:val="24"/>
-          <w:szCs w:val="24"/>
-          <w:lang w:val="es-ES"/>
-        </w:rPr>
-        <w:t>profile</w:t>
-      </w:r>
-      <w:proofErr w:type="spellEnd"/>
-      <w:r>
-        <w:rPr>
-          <w:rFonts w:ascii="Arial" w:eastAsia="Times New Roman" w:hAnsi="Arial" w:cs="Arial"/>
-          <w:sz w:val="24"/>
-          <w:szCs w:val="24"/>
-          <w:lang w:val="es-ES"/>
-        </w:rPr>
-        <w:t xml:space="preserve"> de especie que muestre el mapa con todas las observaciones de dicha especie; o sea, hacer link en el prototipo de El Yunque </w:t>
-      </w:r>
-      <w:proofErr w:type="spellStart"/>
-      <w:r>
-        <w:rPr>
-          <w:rFonts w:ascii="Arial" w:eastAsia="Times New Roman" w:hAnsi="Arial" w:cs="Arial"/>
-          <w:sz w:val="24"/>
-          <w:szCs w:val="24"/>
-          <w:lang w:val="es-ES"/>
-        </w:rPr>
-        <w:t>Species</w:t>
-      </w:r>
-      <w:proofErr w:type="spellEnd"/>
-      <w:r>
-        <w:rPr>
-          <w:rFonts w:ascii="Arial" w:eastAsia="Times New Roman" w:hAnsi="Arial" w:cs="Arial"/>
-          <w:sz w:val="24"/>
-          <w:szCs w:val="24"/>
-          <w:lang w:val="es-ES"/>
-        </w:rPr>
-        <w:t xml:space="preserve"> </w:t>
-      </w:r>
-      <w:proofErr w:type="spellStart"/>
-      <w:proofErr w:type="gramStart"/>
-      <w:r>
-        <w:rPr>
-          <w:rFonts w:ascii="Arial" w:eastAsia="Times New Roman" w:hAnsi="Arial" w:cs="Arial"/>
-          <w:sz w:val="24"/>
-          <w:szCs w:val="24"/>
-          <w:lang w:val="es-ES"/>
-        </w:rPr>
-        <w:t>List</w:t>
-      </w:r>
-      <w:proofErr w:type="spellEnd"/>
-      <w:r>
-        <w:rPr>
-          <w:rFonts w:ascii="Arial" w:eastAsia="Times New Roman" w:hAnsi="Arial" w:cs="Arial"/>
-          <w:sz w:val="24"/>
-          <w:szCs w:val="24"/>
-          <w:lang w:val="es-ES"/>
-        </w:rPr>
-        <w:t>(</w:t>
-      </w:r>
-      <w:proofErr w:type="gramEnd"/>
-      <w:r>
-        <w:rPr>
-          <w:rFonts w:ascii="Arial" w:eastAsia="Times New Roman" w:hAnsi="Arial" w:cs="Arial"/>
-          <w:sz w:val="24"/>
-          <w:szCs w:val="24"/>
-          <w:lang w:val="es-ES"/>
-        </w:rPr>
-        <w:t xml:space="preserve">mi prototipo) al mapa que provee </w:t>
-      </w:r>
-      <w:proofErr w:type="spellStart"/>
-      <w:r>
-        <w:rPr>
-          <w:rFonts w:ascii="Arial" w:eastAsia="Times New Roman" w:hAnsi="Arial" w:cs="Arial"/>
-          <w:sz w:val="24"/>
-          <w:szCs w:val="24"/>
-          <w:lang w:val="es-ES"/>
-        </w:rPr>
-        <w:t>iNaturalist</w:t>
-      </w:r>
-      <w:proofErr w:type="spellEnd"/>
-      <w:r>
-        <w:rPr>
-          <w:rFonts w:ascii="Arial" w:eastAsia="Times New Roman" w:hAnsi="Arial" w:cs="Arial"/>
-          <w:sz w:val="24"/>
-          <w:szCs w:val="24"/>
-          <w:lang w:val="es-ES"/>
-        </w:rPr>
-        <w:t>. Por ahora, simplemente haré referencia a la aplicación.</w:t>
-      </w:r>
-    </w:p>
-    <w:p>
-      <w:pPr>
-        <w:spacing w:before="75" w:after="75" w:line="240" w:lineRule="auto"/>
-        <w:rPr>
-          <w:rFonts w:ascii="Arial" w:eastAsia="Times New Roman" w:hAnsi="Arial" w:cs="Arial"/>
-          <w:sz w:val="24"/>
-          <w:szCs w:val="24"/>
-          <w:lang w:val="es-ES"/>
-        </w:rPr>
-      </w:pPr>
-    </w:p>
-    <w:p>
-      <w:pPr>
-        <w:spacing w:before="75" w:after="75" w:line="240" w:lineRule="auto"/>
-        <w:rPr>
-          <w:rFonts w:ascii="Arial" w:eastAsia="Times New Roman" w:hAnsi="Arial" w:cs="Arial"/>
-          <w:b/>
-          <w:bCs/>
-          <w:sz w:val="24"/>
-          <w:szCs w:val="24"/>
-          <w:lang w:val="es-ES"/>
-        </w:rPr>
-      </w:pPr>
-      <w:r>
-        <w:rPr>
-          <w:rFonts w:ascii="Arial" w:eastAsia="Times New Roman" w:hAnsi="Arial" w:cs="Arial"/>
-          <w:b/>
-          <w:bCs/>
-          <w:sz w:val="24"/>
-          <w:szCs w:val="24"/>
-          <w:lang w:val="es-ES"/>
-        </w:rPr>
         <w:t>Resumen</w:t>
       </w:r>
     </w:p>
@@ -1921,27 +2104,7 @@
           <w:szCs w:val="24"/>
           <w:lang w:val="es-ES"/>
         </w:rPr>
-        <w:t>Mapa de distribución (</w:t>
-      </w:r>
-      <w:proofErr w:type="spellStart"/>
-      <w:r>
-        <w:rPr>
-          <w:rFonts w:ascii="Arial" w:eastAsia="Times New Roman" w:hAnsi="Arial" w:cs="Arial"/>
-          <w:sz w:val="24"/>
-          <w:szCs w:val="24"/>
-          <w:lang w:val="es-ES"/>
-        </w:rPr>
-        <w:t>iNaturalist</w:t>
-      </w:r>
-      <w:proofErr w:type="spellEnd"/>
-      <w:r>
-        <w:rPr>
-          <w:rFonts w:ascii="Arial" w:eastAsia="Times New Roman" w:hAnsi="Arial" w:cs="Arial"/>
-          <w:sz w:val="24"/>
-          <w:szCs w:val="24"/>
-          <w:lang w:val="es-ES"/>
-        </w:rPr>
-        <w:t>)</w:t>
+        <w:t>Mapa de distribución (iNaturalist)</w:t>
       </w:r>
     </w:p>
     <w:p>
@@ -1984,45 +2147,14 @@
           <w:lang w:val="es-ES"/>
         </w:rPr>
       </w:pPr>
-      <w:proofErr w:type="spellStart"/>
-      <w:r>
-        <w:rPr>
-          <w:rFonts w:ascii="Arial" w:eastAsia="Times New Roman" w:hAnsi="Arial" w:cs="Arial"/>
-          <w:sz w:val="24"/>
-          <w:szCs w:val="24"/>
-          <w:lang w:val="es-ES"/>
-        </w:rPr>
-        <w:t>Fun</w:t>
-      </w:r>
-      <w:proofErr w:type="spellEnd"/>
-      <w:r>
-        <w:rPr>
-          <w:rFonts w:ascii="Arial" w:eastAsia="Times New Roman" w:hAnsi="Arial" w:cs="Arial"/>
-          <w:sz w:val="24"/>
-          <w:szCs w:val="24"/>
-          <w:lang w:val="es-ES"/>
-        </w:rPr>
-        <w:t xml:space="preserve"> </w:t>
-      </w:r>
-      <w:proofErr w:type="spellStart"/>
-      <w:r>
-        <w:rPr>
-          <w:rFonts w:ascii="Arial" w:eastAsia="Times New Roman" w:hAnsi="Arial" w:cs="Arial"/>
-          <w:sz w:val="24"/>
-          <w:szCs w:val="24"/>
-          <w:lang w:val="es-ES"/>
-        </w:rPr>
-        <w:t>facts</w:t>
-      </w:r>
-      <w:proofErr w:type="spellEnd"/>
-      <w:r>
-        <w:rPr>
-          <w:rFonts w:ascii="Arial" w:eastAsia="Times New Roman" w:hAnsi="Arial" w:cs="Arial"/>
-          <w:sz w:val="24"/>
-          <w:szCs w:val="24"/>
-          <w:lang w:val="es-ES"/>
-        </w:rPr>
-        <w:t xml:space="preserve"> sobre la especie</w:t>
+      <w:r>
+        <w:rPr>
+          <w:rFonts w:ascii="Arial" w:eastAsia="Times New Roman" w:hAnsi="Arial" w:cs="Arial"/>
+          <w:sz w:val="24"/>
+          <w:szCs w:val="24"/>
+          <w:lang w:val="es-ES"/>
+        </w:rPr>
+        <w:t>Fun facts sobre la especie</w:t>
       </w:r>
     </w:p>
     <w:p>
@@ -2166,43 +2298,17 @@
           <w:lang w:val="es-ES"/>
         </w:rPr>
       </w:pPr>
-      <w:proofErr w:type="spellStart"/>
-      <w:r>
-        <w:rPr>
-          <w:rFonts w:ascii="Arial" w:eastAsia="Times New Roman" w:hAnsi="Arial" w:cs="Arial"/>
-          <w:b/>
-          <w:bCs/>
-          <w:sz w:val="24"/>
-          <w:szCs w:val="24"/>
-          <w:lang w:val="es-ES"/>
-        </w:rPr>
-        <w:t>Take</w:t>
-      </w:r>
-      <w:proofErr w:type="spellEnd"/>
-      <w:r>
-        <w:rPr>
-          <w:rFonts w:ascii="Arial" w:eastAsia="Times New Roman" w:hAnsi="Arial" w:cs="Arial"/>
-          <w:b/>
-          <w:bCs/>
-          <w:sz w:val="24"/>
-          <w:szCs w:val="24"/>
-          <w:lang w:val="es-ES"/>
-        </w:rPr>
-        <w:t xml:space="preserve"> </w:t>
-      </w:r>
-      <w:proofErr w:type="spellStart"/>
-      <w:r>
-        <w:rPr>
-          <w:rFonts w:ascii="Arial" w:eastAsia="Times New Roman" w:hAnsi="Arial" w:cs="Arial"/>
-          <w:b/>
-          <w:bCs/>
-          <w:sz w:val="24"/>
-          <w:szCs w:val="24"/>
-          <w:lang w:val="es-ES"/>
-        </w:rPr>
-        <w:t>away</w:t>
-      </w:r>
-      <w:proofErr w:type="spellEnd"/>
+      <w:r>
+        <w:rPr>
+          <w:rFonts w:ascii="Arial" w:eastAsia="Times New Roman" w:hAnsi="Arial" w:cs="Arial"/>
+          <w:b/>
+          <w:bCs/>
+          <w:sz w:val="24"/>
+          <w:szCs w:val="24"/>
+          <w:lang w:val="es-ES"/>
+        </w:rPr>
+        <w:t>Take away</w:t>
+      </w:r>
     </w:p>
     <w:p>
       <w:pPr>
@@ -2293,6 +2399,306 @@
     </w:p>
     <w:p>
       <w:pPr>
+        <w:pStyle w:val="ListParagraph"/>
+        <w:spacing w:before="75" w:after="75" w:line="240" w:lineRule="auto"/>
+        <w:rPr>
+          <w:rFonts w:ascii="Arial" w:eastAsia="Times New Roman" w:hAnsi="Arial" w:cs="Arial"/>
+          <w:sz w:val="24"/>
+          <w:szCs w:val="24"/>
+          <w:lang w:val="es-ES"/>
+        </w:rPr>
+      </w:pPr>
+    </w:p>
+    <w:p>
+      <w:pPr>
+        <w:pStyle w:val="ListParagraph"/>
+        <w:spacing w:before="75" w:after="75" w:line="240" w:lineRule="auto"/>
+        <w:rPr>
+          <w:rFonts w:ascii="Arial" w:eastAsia="Times New Roman" w:hAnsi="Arial" w:cs="Arial"/>
+          <w:sz w:val="24"/>
+          <w:szCs w:val="24"/>
+          <w:lang w:val="es-ES"/>
+        </w:rPr>
+      </w:pPr>
+    </w:p>
+    <w:p>
+      <w:pPr>
+        <w:pStyle w:val="ListParagraph"/>
+        <w:spacing w:before="75" w:after="75" w:line="240" w:lineRule="auto"/>
+        <w:rPr>
+          <w:rFonts w:ascii="Arial" w:eastAsia="Times New Roman" w:hAnsi="Arial" w:cs="Arial"/>
+          <w:sz w:val="24"/>
+          <w:szCs w:val="24"/>
+          <w:lang w:val="es-ES"/>
+        </w:rPr>
+      </w:pPr>
+    </w:p>
+    <w:p>
+      <w:pPr>
+        <w:pStyle w:val="ListParagraph"/>
+        <w:spacing w:before="75" w:after="75" w:line="240" w:lineRule="auto"/>
+        <w:rPr>
+          <w:rFonts w:ascii="Arial" w:eastAsia="Times New Roman" w:hAnsi="Arial" w:cs="Arial"/>
+          <w:sz w:val="24"/>
+          <w:szCs w:val="24"/>
+          <w:lang w:val="es-ES"/>
+        </w:rPr>
+      </w:pPr>
+    </w:p>
+    <w:p>
+      <w:pPr>
+        <w:pStyle w:val="ListParagraph"/>
+        <w:spacing w:before="75" w:after="75" w:line="240" w:lineRule="auto"/>
+        <w:rPr>
+          <w:rFonts w:ascii="Arial" w:eastAsia="Times New Roman" w:hAnsi="Arial" w:cs="Arial"/>
+          <w:sz w:val="24"/>
+          <w:szCs w:val="24"/>
+          <w:lang w:val="es-ES"/>
+        </w:rPr>
+      </w:pPr>
+    </w:p>
+    <w:p>
+      <w:pPr>
+        <w:pStyle w:val="ListParagraph"/>
+        <w:spacing w:before="75" w:after="75" w:line="240" w:lineRule="auto"/>
+        <w:rPr>
+          <w:rFonts w:ascii="Arial" w:eastAsia="Times New Roman" w:hAnsi="Arial" w:cs="Arial"/>
+          <w:sz w:val="24"/>
+          <w:szCs w:val="24"/>
+          <w:lang w:val="es-ES"/>
+        </w:rPr>
+      </w:pPr>
+    </w:p>
+    <w:p>
+      <w:pPr>
+        <w:pStyle w:val="ListParagraph"/>
+        <w:spacing w:before="75" w:after="75" w:line="240" w:lineRule="auto"/>
+        <w:rPr>
+          <w:rFonts w:ascii="Arial" w:eastAsia="Times New Roman" w:hAnsi="Arial" w:cs="Arial"/>
+          <w:sz w:val="24"/>
+          <w:szCs w:val="24"/>
+          <w:lang w:val="es-ES"/>
+        </w:rPr>
+      </w:pPr>
+    </w:p>
+    <w:p>
+      <w:pPr>
+        <w:pStyle w:val="ListParagraph"/>
+        <w:spacing w:before="75" w:after="75" w:line="240" w:lineRule="auto"/>
+        <w:rPr>
+          <w:rFonts w:ascii="Arial" w:eastAsia="Times New Roman" w:hAnsi="Arial" w:cs="Arial"/>
+          <w:sz w:val="24"/>
+          <w:szCs w:val="24"/>
+          <w:lang w:val="es-ES"/>
+        </w:rPr>
+      </w:pPr>
+    </w:p>
+    <w:p>
+      <w:pPr>
+        <w:pStyle w:val="ListParagraph"/>
+        <w:spacing w:before="75" w:after="75" w:line="240" w:lineRule="auto"/>
+        <w:rPr>
+          <w:rFonts w:ascii="Arial" w:eastAsia="Times New Roman" w:hAnsi="Arial" w:cs="Arial"/>
+          <w:sz w:val="24"/>
+          <w:szCs w:val="24"/>
+          <w:lang w:val="es-ES"/>
+        </w:rPr>
+      </w:pPr>
+    </w:p>
+    <w:p>
+      <w:pPr>
+        <w:pStyle w:val="ListParagraph"/>
+        <w:spacing w:before="75" w:after="75" w:line="240" w:lineRule="auto"/>
+        <w:rPr>
+          <w:rFonts w:ascii="Arial" w:eastAsia="Times New Roman" w:hAnsi="Arial" w:cs="Arial"/>
+          <w:sz w:val="24"/>
+          <w:szCs w:val="24"/>
+          <w:lang w:val="es-ES"/>
+        </w:rPr>
+      </w:pPr>
+    </w:p>
+    <w:p>
+      <w:pPr>
+        <w:pStyle w:val="ListParagraph"/>
+        <w:spacing w:before="75" w:after="75" w:line="240" w:lineRule="auto"/>
+        <w:rPr>
+          <w:rFonts w:ascii="Arial" w:eastAsia="Times New Roman" w:hAnsi="Arial" w:cs="Arial"/>
+          <w:sz w:val="24"/>
+          <w:szCs w:val="24"/>
+          <w:lang w:val="es-ES"/>
+        </w:rPr>
+      </w:pPr>
+    </w:p>
+    <w:p>
+      <w:pPr>
+        <w:pStyle w:val="ListParagraph"/>
+        <w:spacing w:before="75" w:after="75" w:line="240" w:lineRule="auto"/>
+        <w:rPr>
+          <w:rFonts w:ascii="Arial" w:eastAsia="Times New Roman" w:hAnsi="Arial" w:cs="Arial"/>
+          <w:sz w:val="24"/>
+          <w:szCs w:val="24"/>
+          <w:lang w:val="es-ES"/>
+        </w:rPr>
+      </w:pPr>
+    </w:p>
+    <w:p>
+      <w:pPr>
+        <w:pStyle w:val="ListParagraph"/>
+        <w:spacing w:before="75" w:after="75" w:line="240" w:lineRule="auto"/>
+        <w:rPr>
+          <w:rFonts w:ascii="Arial" w:eastAsia="Times New Roman" w:hAnsi="Arial" w:cs="Arial"/>
+          <w:sz w:val="24"/>
+          <w:szCs w:val="24"/>
+          <w:lang w:val="es-ES"/>
+        </w:rPr>
+      </w:pPr>
+    </w:p>
+    <w:p>
+      <w:pPr>
+        <w:pStyle w:val="ListParagraph"/>
+        <w:spacing w:before="75" w:after="75" w:line="240" w:lineRule="auto"/>
+        <w:rPr>
+          <w:rFonts w:ascii="Arial" w:eastAsia="Times New Roman" w:hAnsi="Arial" w:cs="Arial"/>
+          <w:sz w:val="24"/>
+          <w:szCs w:val="24"/>
+          <w:lang w:val="es-ES"/>
+        </w:rPr>
+      </w:pPr>
+    </w:p>
+    <w:p>
+      <w:pPr>
+        <w:pStyle w:val="ListParagraph"/>
+        <w:spacing w:before="75" w:after="75" w:line="240" w:lineRule="auto"/>
+        <w:rPr>
+          <w:rFonts w:ascii="Arial" w:eastAsia="Times New Roman" w:hAnsi="Arial" w:cs="Arial"/>
+          <w:sz w:val="24"/>
+          <w:szCs w:val="24"/>
+          <w:lang w:val="es-ES"/>
+        </w:rPr>
+      </w:pPr>
+    </w:p>
+    <w:p>
+      <w:pPr>
+        <w:pStyle w:val="ListParagraph"/>
+        <w:spacing w:before="75" w:after="75" w:line="240" w:lineRule="auto"/>
+        <w:rPr>
+          <w:rFonts w:ascii="Arial" w:eastAsia="Times New Roman" w:hAnsi="Arial" w:cs="Arial"/>
+          <w:sz w:val="24"/>
+          <w:szCs w:val="24"/>
+          <w:lang w:val="es-ES"/>
+        </w:rPr>
+      </w:pPr>
+    </w:p>
+    <w:p>
+      <w:pPr>
+        <w:pStyle w:val="ListParagraph"/>
+        <w:spacing w:before="75" w:after="75" w:line="240" w:lineRule="auto"/>
+        <w:rPr>
+          <w:rFonts w:ascii="Arial" w:eastAsia="Times New Roman" w:hAnsi="Arial" w:cs="Arial"/>
+          <w:sz w:val="24"/>
+          <w:szCs w:val="24"/>
+          <w:lang w:val="es-ES"/>
+        </w:rPr>
+      </w:pPr>
+    </w:p>
+    <w:p>
+      <w:pPr>
+        <w:pStyle w:val="ListParagraph"/>
+        <w:spacing w:before="75" w:after="75" w:line="240" w:lineRule="auto"/>
+        <w:rPr>
+          <w:rFonts w:ascii="Arial" w:eastAsia="Times New Roman" w:hAnsi="Arial" w:cs="Arial"/>
+          <w:sz w:val="24"/>
+          <w:szCs w:val="24"/>
+          <w:lang w:val="es-ES"/>
+        </w:rPr>
+      </w:pPr>
+    </w:p>
+    <w:p>
+      <w:pPr>
+        <w:pStyle w:val="ListParagraph"/>
+        <w:spacing w:before="75" w:after="75" w:line="240" w:lineRule="auto"/>
+        <w:rPr>
+          <w:rFonts w:ascii="Arial" w:eastAsia="Times New Roman" w:hAnsi="Arial" w:cs="Arial"/>
+          <w:sz w:val="24"/>
+          <w:szCs w:val="24"/>
+          <w:lang w:val="es-ES"/>
+        </w:rPr>
+      </w:pPr>
+    </w:p>
+    <w:p>
+      <w:pPr>
+        <w:pStyle w:val="ListParagraph"/>
+        <w:spacing w:before="75" w:after="75" w:line="240" w:lineRule="auto"/>
+        <w:rPr>
+          <w:rFonts w:ascii="Arial" w:eastAsia="Times New Roman" w:hAnsi="Arial" w:cs="Arial"/>
+          <w:sz w:val="24"/>
+          <w:szCs w:val="24"/>
+          <w:lang w:val="es-ES"/>
+        </w:rPr>
+      </w:pPr>
+    </w:p>
+    <w:p>
+      <w:pPr>
+        <w:pStyle w:val="ListParagraph"/>
+        <w:spacing w:before="75" w:after="75" w:line="240" w:lineRule="auto"/>
+        <w:rPr>
+          <w:rFonts w:ascii="Arial" w:eastAsia="Times New Roman" w:hAnsi="Arial" w:cs="Arial"/>
+          <w:sz w:val="24"/>
+          <w:szCs w:val="24"/>
+          <w:lang w:val="es-ES"/>
+        </w:rPr>
+      </w:pPr>
+    </w:p>
+    <w:p>
+      <w:pPr>
+        <w:pStyle w:val="ListParagraph"/>
+        <w:spacing w:before="75" w:after="75" w:line="240" w:lineRule="auto"/>
+        <w:rPr>
+          <w:rFonts w:ascii="Arial" w:eastAsia="Times New Roman" w:hAnsi="Arial" w:cs="Arial"/>
+          <w:sz w:val="24"/>
+          <w:szCs w:val="24"/>
+          <w:lang w:val="es-ES"/>
+        </w:rPr>
+      </w:pPr>
+    </w:p>
+    <w:p>
+      <w:pPr>
+        <w:pStyle w:val="ListParagraph"/>
+        <w:spacing w:before="75" w:after="75" w:line="240" w:lineRule="auto"/>
+        <w:rPr>
+          <w:rFonts w:ascii="Arial" w:eastAsia="Times New Roman" w:hAnsi="Arial" w:cs="Arial"/>
+          <w:sz w:val="24"/>
+          <w:szCs w:val="24"/>
+          <w:lang w:val="es-ES"/>
+        </w:rPr>
+      </w:pPr>
+    </w:p>
+    <w:p>
+      <w:pPr>
+        <w:pStyle w:val="ListParagraph"/>
+        <w:spacing w:before="75" w:after="75" w:line="240" w:lineRule="auto"/>
+        <w:rPr>
+          <w:rFonts w:ascii="Arial" w:eastAsia="Times New Roman" w:hAnsi="Arial" w:cs="Arial"/>
+          <w:sz w:val="24"/>
+          <w:szCs w:val="24"/>
+          <w:lang w:val="es-ES"/>
+        </w:rPr>
+      </w:pPr>
+    </w:p>
+    <w:p>
+      <w:pPr>
+        <w:pStyle w:val="ListParagraph"/>
+        <w:spacing w:before="75" w:after="75" w:line="240" w:lineRule="auto"/>
+        <w:rPr>
+          <w:rFonts w:ascii="Arial" w:eastAsia="Times New Roman" w:hAnsi="Arial" w:cs="Arial"/>
+          <w:sz w:val="24"/>
+          <w:szCs w:val="24"/>
+          <w:lang w:val="es-ES"/>
+        </w:rPr>
+      </w:pPr>
+    </w:p>
+    <w:p>
+      <w:pPr>
         <w:spacing w:before="240" w:after="240" w:line="240" w:lineRule="auto"/>
         <w:jc w:val="both"/>
         <w:outlineLvl w:val="2"/>
@@ -2314,6 +2720,7 @@
           <w:szCs w:val="21"/>
           <w:lang w:val="es-ES"/>
         </w:rPr>
+        <w:lastRenderedPageBreak/>
         <w:t>Prototipo (5)</w:t>
       </w:r>
     </w:p>
@@ -2340,31 +2747,7 @@
           <w:szCs w:val="21"/>
           <w:lang w:val="es-ES"/>
         </w:rPr>
-        <w:t xml:space="preserve">Para </w:t>
-      </w:r>
-      <w:proofErr w:type="spellStart"/>
-      <w:r>
-        <w:rPr>
-          <w:rFonts w:ascii="inherit" w:eastAsia="Times New Roman" w:hAnsi="inherit" w:cs="Times New Roman"/>
-          <w:b/>
-          <w:bCs/>
-          <w:sz w:val="21"/>
-          <w:szCs w:val="21"/>
-          <w:lang w:val="es-ES"/>
-        </w:rPr>
-        <w:t>review</w:t>
-      </w:r>
-      <w:proofErr w:type="spellEnd"/>
-      <w:r>
-        <w:rPr>
-          <w:rFonts w:ascii="inherit" w:eastAsia="Times New Roman" w:hAnsi="inherit" w:cs="Times New Roman"/>
-          <w:b/>
-          <w:bCs/>
-          <w:sz w:val="21"/>
-          <w:szCs w:val="21"/>
-          <w:lang w:val="es-ES"/>
-        </w:rPr>
-        <w:t xml:space="preserve"> el prototipo: </w:t>
+        <w:t xml:space="preserve">Para review el prototipo: </w:t>
       </w:r>
       <w:r>
         <w:rPr>
@@ -2375,7 +2758,6 @@
         </w:rPr>
         <w:t xml:space="preserve">(Recomiendo que sea en Celular inteligente para que el </w:t>
       </w:r>
-      <w:proofErr w:type="spellStart"/>
       <w:r>
         <w:rPr>
           <w:rFonts w:ascii="inherit" w:eastAsia="Times New Roman" w:hAnsi="inherit" w:cs="Times New Roman"/>
@@ -2387,7 +2769,6 @@
         </w:rPr>
         <w:t>scroll</w:t>
       </w:r>
-      <w:proofErr w:type="spellEnd"/>
       <w:r>
         <w:rPr>
           <w:rFonts w:ascii="inherit" w:eastAsia="Times New Roman" w:hAnsi="inherit" w:cs="Times New Roman"/>
@@ -2441,7 +2822,6 @@
           <w:lang w:val="es-ES"/>
         </w:rPr>
       </w:pPr>
-      <w:proofErr w:type="spellStart"/>
       <w:r>
         <w:rPr>
           <w:rFonts w:ascii="inherit" w:eastAsia="Times New Roman" w:hAnsi="inherit" w:cs="Times New Roman"/>
@@ -2451,19 +2831,7 @@
           <w:szCs w:val="21"/>
           <w:lang w:val="es-ES"/>
         </w:rPr>
-        <w:t>Password</w:t>
-      </w:r>
-      <w:proofErr w:type="spellEnd"/>
-      <w:r>
-        <w:rPr>
-          <w:rFonts w:ascii="inherit" w:eastAsia="Times New Roman" w:hAnsi="inherit" w:cs="Times New Roman"/>
-          <w:b/>
-          <w:bCs/>
-          <w:sz w:val="21"/>
-          <w:szCs w:val="21"/>
-          <w:lang w:val="es-ES"/>
-        </w:rPr>
-        <w:t>: Hci2020course</w:t>
+        <w:t>Password: Hci2020course</w:t>
       </w:r>
     </w:p>
     <w:p>
@@ -2498,19 +2866,8 @@
           <w:szCs w:val="24"/>
           <w:lang w:val="es-ES"/>
         </w:rPr>
-        <w:t xml:space="preserve">Con toda honestidad, estas sugerencias en Facebook se pidieron mucho después de que estuviese satisfecho con mi prototipo básico de la </w:t>
-      </w:r>
-      <w:proofErr w:type="gramStart"/>
-      <w:r>
-        <w:rPr>
-          <w:rFonts w:ascii="Arial" w:eastAsia="Times New Roman" w:hAnsi="Arial" w:cs="Arial"/>
-          <w:sz w:val="24"/>
-          <w:szCs w:val="24"/>
-          <w:lang w:val="es-ES"/>
-        </w:rPr>
-        <w:t>app</w:t>
-      </w:r>
-      <w:proofErr w:type="gramEnd"/>
+        <w:t>Con toda honestidad, estas sugerencias en Facebook se pidieron mucho después de que estuviese satisfecho con mi prototipo básico de la app</w:t>
+      </w:r>
       <w:r>
         <w:rPr>
           <w:rFonts w:ascii="Arial" w:eastAsia="Times New Roman" w:hAnsi="Arial" w:cs="Arial"/>
@@ -2576,79 +2933,38 @@
           <w:szCs w:val="24"/>
           <w:lang w:val="es-ES"/>
         </w:rPr>
-        <w:t xml:space="preserve">Es un diseño sencillo y fácil de navegar. La idea original fue que fuese todo en una página con un </w:t>
-      </w:r>
-      <w:proofErr w:type="spellStart"/>
-      <w:r>
-        <w:rPr>
-          <w:rFonts w:ascii="Arial" w:eastAsia="Times New Roman" w:hAnsi="Arial" w:cs="Arial"/>
-          <w:sz w:val="24"/>
-          <w:szCs w:val="24"/>
-          <w:lang w:val="es-ES"/>
-        </w:rPr>
-        <w:t>scroll</w:t>
-      </w:r>
-      <w:proofErr w:type="spellEnd"/>
-      <w:r>
-        <w:rPr>
-          <w:rFonts w:ascii="Arial" w:eastAsia="Times New Roman" w:hAnsi="Arial" w:cs="Arial"/>
-          <w:sz w:val="24"/>
-          <w:szCs w:val="24"/>
-          <w:lang w:val="es-ES"/>
-        </w:rPr>
-        <w:t xml:space="preserve">. Sin embargo, las limitaciones de Adobe XD no me permitieron implementarlo correctamente. </w:t>
-      </w:r>
-    </w:p>
-    <w:p>
-      <w:pPr>
-        <w:spacing w:before="75" w:after="75" w:line="240" w:lineRule="auto"/>
-        <w:rPr>
-          <w:rFonts w:ascii="Arial" w:eastAsia="Times New Roman" w:hAnsi="Arial" w:cs="Arial"/>
-          <w:sz w:val="24"/>
-          <w:szCs w:val="24"/>
-          <w:lang w:val="es-ES"/>
-        </w:rPr>
-      </w:pPr>
-    </w:p>
-    <w:p>
-      <w:pPr>
-        <w:spacing w:before="75" w:after="75" w:line="240" w:lineRule="auto"/>
-        <w:rPr>
-          <w:rFonts w:ascii="Arial" w:eastAsia="Times New Roman" w:hAnsi="Arial" w:cs="Arial"/>
-          <w:sz w:val="24"/>
-          <w:szCs w:val="24"/>
-          <w:lang w:val="es-ES"/>
-        </w:rPr>
-      </w:pPr>
-      <w:r>
-        <w:rPr>
-          <w:rFonts w:ascii="Arial" w:eastAsia="Times New Roman" w:hAnsi="Arial" w:cs="Arial"/>
-          <w:sz w:val="24"/>
-          <w:szCs w:val="24"/>
-          <w:lang w:val="es-ES"/>
-        </w:rPr>
-        <w:lastRenderedPageBreak/>
-        <w:t xml:space="preserve">Decidí dividir la </w:t>
-      </w:r>
-      <w:proofErr w:type="gramStart"/>
-      <w:r>
-        <w:rPr>
-          <w:rFonts w:ascii="Arial" w:eastAsia="Times New Roman" w:hAnsi="Arial" w:cs="Arial"/>
-          <w:sz w:val="24"/>
-          <w:szCs w:val="24"/>
-          <w:lang w:val="es-ES"/>
-        </w:rPr>
-        <w:t>app</w:t>
-      </w:r>
-      <w:proofErr w:type="gramEnd"/>
-      <w:r>
-        <w:rPr>
-          <w:rFonts w:ascii="Arial" w:eastAsia="Times New Roman" w:hAnsi="Arial" w:cs="Arial"/>
-          <w:sz w:val="24"/>
-          <w:szCs w:val="24"/>
-          <w:lang w:val="es-ES"/>
-        </w:rPr>
-        <w:t xml:space="preserve"> en varias páginas</w:t>
+        <w:t xml:space="preserve">Es un diseño sencillo y fácil de navegar. La idea original fue que fuese todo en una página con un scroll. Sin embargo, las limitaciones de Adobe XD no me permitieron implementarlo correctamente. </w:t>
+      </w:r>
+    </w:p>
+    <w:p>
+      <w:pPr>
+        <w:spacing w:before="75" w:after="75" w:line="240" w:lineRule="auto"/>
+        <w:rPr>
+          <w:rFonts w:ascii="Arial" w:eastAsia="Times New Roman" w:hAnsi="Arial" w:cs="Arial"/>
+          <w:sz w:val="24"/>
+          <w:szCs w:val="24"/>
+          <w:lang w:val="es-ES"/>
+        </w:rPr>
+      </w:pPr>
+    </w:p>
+    <w:p>
+      <w:pPr>
+        <w:spacing w:before="75" w:after="75" w:line="240" w:lineRule="auto"/>
+        <w:rPr>
+          <w:rFonts w:ascii="Arial" w:eastAsia="Times New Roman" w:hAnsi="Arial" w:cs="Arial"/>
+          <w:sz w:val="24"/>
+          <w:szCs w:val="24"/>
+          <w:lang w:val="es-ES"/>
+        </w:rPr>
+      </w:pPr>
+      <w:r>
+        <w:rPr>
+          <w:rFonts w:ascii="Arial" w:eastAsia="Times New Roman" w:hAnsi="Arial" w:cs="Arial"/>
+          <w:sz w:val="24"/>
+          <w:szCs w:val="24"/>
+          <w:lang w:val="es-ES"/>
+        </w:rPr>
+        <w:t>Decidí dividir la app en varias páginas</w:t>
       </w:r>
       <w:r>
         <w:rPr>
@@ -2727,147 +3043,7 @@
           <w:szCs w:val="24"/>
           <w:lang w:val="es-ES"/>
         </w:rPr>
-        <w:t xml:space="preserve">Se añadió un </w:t>
-      </w:r>
-      <w:proofErr w:type="spellStart"/>
-      <w:r>
-        <w:rPr>
-          <w:rFonts w:ascii="Arial" w:eastAsia="Times New Roman" w:hAnsi="Arial" w:cs="Arial"/>
-          <w:sz w:val="24"/>
-          <w:szCs w:val="24"/>
-          <w:lang w:val="es-ES"/>
-        </w:rPr>
-        <w:t>screenshot</w:t>
-      </w:r>
-      <w:proofErr w:type="spellEnd"/>
-      <w:r>
-        <w:rPr>
-          <w:rFonts w:ascii="Arial" w:eastAsia="Times New Roman" w:hAnsi="Arial" w:cs="Arial"/>
-          <w:sz w:val="24"/>
-          <w:szCs w:val="24"/>
-          <w:lang w:val="es-ES"/>
-        </w:rPr>
-        <w:t xml:space="preserve"> del mapa provisto en </w:t>
-      </w:r>
-      <w:proofErr w:type="spellStart"/>
-      <w:r>
-        <w:rPr>
-          <w:rFonts w:ascii="Arial" w:eastAsia="Times New Roman" w:hAnsi="Arial" w:cs="Arial"/>
-          <w:sz w:val="24"/>
-          <w:szCs w:val="24"/>
-          <w:lang w:val="es-ES"/>
-        </w:rPr>
-        <w:t>iNaturalist</w:t>
-      </w:r>
-      <w:proofErr w:type="spellEnd"/>
-      <w:r>
-        <w:rPr>
-          <w:rFonts w:ascii="Arial" w:eastAsia="Times New Roman" w:hAnsi="Arial" w:cs="Arial"/>
-          <w:sz w:val="24"/>
-          <w:szCs w:val="24"/>
-          <w:lang w:val="es-ES"/>
-        </w:rPr>
-        <w:t xml:space="preserve"> de las observaciones en El Yunque. Adobe XD no permite añadir un mapa customizado a un </w:t>
-      </w:r>
-      <w:proofErr w:type="spellStart"/>
-      <w:r>
-        <w:rPr>
-          <w:rFonts w:ascii="Arial" w:eastAsia="Times New Roman" w:hAnsi="Arial" w:cs="Arial"/>
-          <w:sz w:val="24"/>
-          <w:szCs w:val="24"/>
-          <w:lang w:val="es-ES"/>
-        </w:rPr>
-        <w:t>canvas</w:t>
-      </w:r>
-      <w:proofErr w:type="spellEnd"/>
-      <w:r>
-        <w:rPr>
-          <w:rFonts w:ascii="Arial" w:eastAsia="Times New Roman" w:hAnsi="Arial" w:cs="Arial"/>
-          <w:sz w:val="24"/>
-          <w:szCs w:val="24"/>
-          <w:lang w:val="es-ES"/>
-        </w:rPr>
-        <w:t xml:space="preserve">, ni añadir un </w:t>
-      </w:r>
-      <w:proofErr w:type="spellStart"/>
-      <w:r>
-        <w:rPr>
-          <w:rFonts w:ascii="Arial" w:eastAsia="Times New Roman" w:hAnsi="Arial" w:cs="Arial"/>
-          <w:sz w:val="24"/>
-          <w:szCs w:val="24"/>
-          <w:lang w:val="es-ES"/>
-        </w:rPr>
-        <w:t>hyperlink</w:t>
-      </w:r>
-      <w:proofErr w:type="spellEnd"/>
-      <w:r>
-        <w:rPr>
-          <w:rFonts w:ascii="Arial" w:eastAsia="Times New Roman" w:hAnsi="Arial" w:cs="Arial"/>
-          <w:sz w:val="24"/>
-          <w:szCs w:val="24"/>
-          <w:lang w:val="es-ES"/>
-        </w:rPr>
-        <w:t xml:space="preserve"> (o URL) a un elemento; eso fue una decepción. </w:t>
-      </w:r>
-      <w:proofErr w:type="spellStart"/>
-      <w:r>
-        <w:rPr>
-          <w:rFonts w:ascii="Arial" w:eastAsia="Times New Roman" w:hAnsi="Arial" w:cs="Arial"/>
-          <w:sz w:val="24"/>
-          <w:szCs w:val="24"/>
-          <w:lang w:val="es-ES"/>
-        </w:rPr>
-        <w:t>Asi</w:t>
-      </w:r>
-      <w:proofErr w:type="spellEnd"/>
-      <w:r>
-        <w:rPr>
-          <w:rFonts w:ascii="Arial" w:eastAsia="Times New Roman" w:hAnsi="Arial" w:cs="Arial"/>
-          <w:sz w:val="24"/>
-          <w:szCs w:val="24"/>
-          <w:lang w:val="es-ES"/>
-        </w:rPr>
-        <w:t xml:space="preserve"> que, simplemente añadí el </w:t>
-      </w:r>
-      <w:proofErr w:type="spellStart"/>
-      <w:r>
-        <w:rPr>
-          <w:rFonts w:ascii="Arial" w:eastAsia="Times New Roman" w:hAnsi="Arial" w:cs="Arial"/>
-          <w:sz w:val="24"/>
-          <w:szCs w:val="24"/>
-          <w:lang w:val="es-ES"/>
-        </w:rPr>
-        <w:t>screenshot</w:t>
-      </w:r>
-      <w:proofErr w:type="spellEnd"/>
-      <w:r>
-        <w:rPr>
-          <w:rFonts w:ascii="Arial" w:eastAsia="Times New Roman" w:hAnsi="Arial" w:cs="Arial"/>
-          <w:sz w:val="24"/>
-          <w:szCs w:val="24"/>
-          <w:lang w:val="es-ES"/>
-        </w:rPr>
-        <w:t xml:space="preserve"> y si el usuario le da clic lo lleva a la página de referencia dónde describe </w:t>
-      </w:r>
-      <w:proofErr w:type="spellStart"/>
-      <w:r>
-        <w:rPr>
-          <w:rFonts w:ascii="Arial" w:eastAsia="Times New Roman" w:hAnsi="Arial" w:cs="Arial"/>
-          <w:sz w:val="24"/>
-          <w:szCs w:val="24"/>
-          <w:lang w:val="es-ES"/>
-        </w:rPr>
-        <w:t>iNaturalist</w:t>
-      </w:r>
-      <w:proofErr w:type="spellEnd"/>
-      <w:r>
-        <w:rPr>
-          <w:rFonts w:ascii="Arial" w:eastAsia="Times New Roman" w:hAnsi="Arial" w:cs="Arial"/>
-          <w:sz w:val="24"/>
-          <w:szCs w:val="24"/>
-          <w:lang w:val="es-ES"/>
-        </w:rPr>
-        <w:t xml:space="preserve"> y provee un enlace. Aunque el enlace no funcione en Adobe XD, se puede implementar luego en CSS.</w:t>
+        <w:t>Se añadió un screenshot del mapa provisto en iNaturalist de las observaciones en El Yunque. Adobe XD no permite añadir un mapa customizado a un canvas, ni añadir un hyperlink (o URL) a un elemento; eso fue una decepción. Asi que, simplemente añadí el screenshot y si el usuario le da clic lo lleva a la página de referencia dónde describe iNaturalist y provee un enlace. Aunque el enlace no funcione en Adobe XD, se puede implementar luego en CSS.</w:t>
       </w:r>
     </w:p>
     <w:p>
@@ -2917,47 +3093,7 @@
           <w:szCs w:val="24"/>
           <w:lang w:val="es-ES"/>
         </w:rPr>
-        <w:t xml:space="preserve">Se diseñó un botón en cada perfil de especie, que dirigirán al usuario a unas páginas de </w:t>
-      </w:r>
-      <w:proofErr w:type="spellStart"/>
-      <w:r>
-        <w:rPr>
-          <w:rFonts w:ascii="Arial" w:eastAsia="Times New Roman" w:hAnsi="Arial" w:cs="Arial"/>
-          <w:sz w:val="24"/>
-          <w:szCs w:val="24"/>
-          <w:lang w:val="es-ES"/>
-        </w:rPr>
-        <w:t>fun</w:t>
-      </w:r>
-      <w:proofErr w:type="spellEnd"/>
-      <w:r>
-        <w:rPr>
-          <w:rFonts w:ascii="Arial" w:eastAsia="Times New Roman" w:hAnsi="Arial" w:cs="Arial"/>
-          <w:sz w:val="24"/>
-          <w:szCs w:val="24"/>
-          <w:lang w:val="es-ES"/>
-        </w:rPr>
-        <w:t xml:space="preserve"> </w:t>
-      </w:r>
-      <w:proofErr w:type="spellStart"/>
-      <w:r>
-        <w:rPr>
-          <w:rFonts w:ascii="Arial" w:eastAsia="Times New Roman" w:hAnsi="Arial" w:cs="Arial"/>
-          <w:sz w:val="24"/>
-          <w:szCs w:val="24"/>
-          <w:lang w:val="es-ES"/>
-        </w:rPr>
-        <w:t>facts</w:t>
-      </w:r>
-      <w:proofErr w:type="spellEnd"/>
-      <w:r>
-        <w:rPr>
-          <w:rFonts w:ascii="Arial" w:eastAsia="Times New Roman" w:hAnsi="Arial" w:cs="Arial"/>
-          <w:sz w:val="24"/>
-          <w:szCs w:val="24"/>
-          <w:lang w:val="es-ES"/>
-        </w:rPr>
-        <w:t xml:space="preserve"> que se diseñarán luego.</w:t>
+        <w:t>Se diseñó un botón en cada perfil de especie, que dirigirán al usuario a unas páginas de fun facts que se diseñarán luego.</w:t>
       </w:r>
     </w:p>
     <w:p>
@@ -2982,27 +3118,7 @@
           <w:szCs w:val="24"/>
           <w:lang w:val="es-ES"/>
         </w:rPr>
-        <w:t xml:space="preserve">Se puede hacer referencia a las comunidades </w:t>
-      </w:r>
-      <w:proofErr w:type="spellStart"/>
-      <w:r>
-        <w:rPr>
-          <w:rFonts w:ascii="Arial" w:eastAsia="Times New Roman" w:hAnsi="Arial" w:cs="Arial"/>
-          <w:sz w:val="24"/>
-          <w:szCs w:val="24"/>
-          <w:lang w:val="es-ES"/>
-        </w:rPr>
-        <w:t>iNaturalist</w:t>
-      </w:r>
-      <w:proofErr w:type="spellEnd"/>
-      <w:r>
-        <w:rPr>
-          <w:rFonts w:ascii="Arial" w:eastAsia="Times New Roman" w:hAnsi="Arial" w:cs="Arial"/>
-          <w:sz w:val="24"/>
-          <w:szCs w:val="24"/>
-          <w:lang w:val="es-ES"/>
-        </w:rPr>
-        <w:t xml:space="preserve"> y el grupo Biodiversidad en Facebook para ayuda en identificación de especies o contestar preguntas.</w:t>
+        <w:t>Se puede hacer referencia a las comunidades iNaturalist y el grupo Biodiversidad en Facebook para ayuda en identificación de especies o contestar preguntas.</w:t>
       </w:r>
     </w:p>
     <w:p>
@@ -3061,27 +3177,7 @@
           <w:szCs w:val="24"/>
           <w:lang w:val="es-ES"/>
         </w:rPr>
-        <w:t>Se añadió una página en el menú llamada “</w:t>
-      </w:r>
-      <w:proofErr w:type="spellStart"/>
-      <w:r>
-        <w:rPr>
-          <w:rFonts w:ascii="Arial" w:eastAsia="Times New Roman" w:hAnsi="Arial" w:cs="Arial"/>
-          <w:sz w:val="24"/>
-          <w:szCs w:val="24"/>
-          <w:lang w:val="es-ES"/>
-        </w:rPr>
-        <w:t>conservation</w:t>
-      </w:r>
-      <w:proofErr w:type="spellEnd"/>
-      <w:r>
-        <w:rPr>
-          <w:rFonts w:ascii="Arial" w:eastAsia="Times New Roman" w:hAnsi="Arial" w:cs="Arial"/>
-          <w:sz w:val="24"/>
-          <w:szCs w:val="24"/>
-          <w:lang w:val="es-ES"/>
-        </w:rPr>
-        <w:t xml:space="preserve">” dónde se presentará información sobre la conservación de la biodiversidad y entidades sin fines de lucro a la que los usuarios pueden donar. </w:t>
+        <w:t xml:space="preserve">Se añadió una página en el menú llamada “conservation” dónde se presentará información sobre la conservación de la biodiversidad y entidades sin fines de lucro a la que los usuarios pueden donar. </w:t>
       </w:r>
     </w:p>
     <w:p>
@@ -3133,7 +3229,11 @@
           <w:lang w:val="es-ES"/>
         </w:rPr>
       </w:pPr>
-      <w:r>
+    </w:p>
+    <w:p>
+      <w:pPr>
+        <w:spacing w:before="240" w:after="240" w:line="240" w:lineRule="auto"/>
+        <w:outlineLvl w:val="2"/>
         <w:rPr>
           <w:rFonts w:ascii="inherit" w:eastAsia="Times New Roman" w:hAnsi="inherit" w:cs="Times New Roman"/>
           <w:b/>
@@ -3142,6 +3242,17 @@
           <w:szCs w:val="21"/>
           <w:lang w:val="es-ES"/>
         </w:rPr>
+      </w:pPr>
+      <w:r>
+        <w:rPr>
+          <w:rFonts w:ascii="inherit" w:eastAsia="Times New Roman" w:hAnsi="inherit" w:cs="Times New Roman"/>
+          <w:b/>
+          <w:bCs/>
+          <w:sz w:val="21"/>
+          <w:szCs w:val="21"/>
+          <w:lang w:val="es-ES"/>
+        </w:rPr>
+        <w:lastRenderedPageBreak/>
         <w:t>Evaluación (5)</w:t>
       </w:r>
     </w:p>
@@ -3238,27 +3349,7 @@
           <w:szCs w:val="24"/>
           <w:lang w:val="en-US"/>
         </w:rPr>
-        <w:t xml:space="preserve">Finish the </w:t>
-      </w:r>
-      <w:proofErr w:type="spellStart"/>
-      <w:r>
-        <w:rPr>
-          <w:rFonts w:ascii="Arial" w:eastAsia="Times New Roman" w:hAnsi="Arial" w:cs="Arial"/>
-          <w:sz w:val="24"/>
-          <w:szCs w:val="24"/>
-          <w:lang w:val="en-US"/>
-        </w:rPr>
-        <w:t>amapola</w:t>
-      </w:r>
-      <w:proofErr w:type="spellEnd"/>
-      <w:r>
-        <w:rPr>
-          <w:rFonts w:ascii="Arial" w:eastAsia="Times New Roman" w:hAnsi="Arial" w:cs="Arial"/>
-          <w:sz w:val="24"/>
-          <w:szCs w:val="24"/>
-          <w:lang w:val="en-US"/>
-        </w:rPr>
-        <w:t xml:space="preserve"> trivia</w:t>
+        <w:t>Finish the amapola trivia</w:t>
       </w:r>
     </w:p>
     <w:p>
@@ -3364,107 +3455,31 @@
           <w:lang w:val="es-ES"/>
         </w:rPr>
         <w:tab/>
-      </w:r>
-      <w:proofErr w:type="spellStart"/>
-      <w:r>
-        <w:rPr>
-          <w:rFonts w:ascii="Arial" w:eastAsia="Times New Roman" w:hAnsi="Arial" w:cs="Arial"/>
-          <w:sz w:val="24"/>
-          <w:szCs w:val="24"/>
-          <w:lang w:val="es-ES"/>
-        </w:rPr>
-        <w:t>Menu</w:t>
-      </w:r>
-      <w:proofErr w:type="spellEnd"/>
-      <w:r>
-        <w:rPr>
-          <w:rFonts w:ascii="Arial" w:eastAsia="Times New Roman" w:hAnsi="Arial" w:cs="Arial"/>
-          <w:sz w:val="24"/>
-          <w:szCs w:val="24"/>
-          <w:lang w:val="es-ES"/>
-        </w:rPr>
-        <w:t xml:space="preserve"> &gt; trivia!! &gt; </w:t>
-      </w:r>
-      <w:proofErr w:type="spellStart"/>
-      <w:r>
-        <w:rPr>
-          <w:rFonts w:ascii="Arial" w:eastAsia="Times New Roman" w:hAnsi="Arial" w:cs="Arial"/>
-          <w:sz w:val="24"/>
-          <w:szCs w:val="24"/>
-          <w:lang w:val="es-ES"/>
-        </w:rPr>
-        <w:t>Plants</w:t>
-      </w:r>
-      <w:proofErr w:type="spellEnd"/>
-      <w:r>
-        <w:rPr>
-          <w:rFonts w:ascii="Arial" w:eastAsia="Times New Roman" w:hAnsi="Arial" w:cs="Arial"/>
-          <w:sz w:val="24"/>
-          <w:szCs w:val="24"/>
-          <w:lang w:val="es-ES"/>
-        </w:rPr>
-        <w:t xml:space="preserve"> &gt; terminar la trivia de amapola</w:t>
-      </w:r>
-    </w:p>
-    <w:p>
-      <w:pPr>
-        <w:spacing w:before="75" w:after="75" w:line="240" w:lineRule="auto"/>
-        <w:rPr>
-          <w:rFonts w:ascii="Arial" w:eastAsia="Times New Roman" w:hAnsi="Arial" w:cs="Arial"/>
-          <w:b/>
-          <w:bCs/>
-          <w:sz w:val="24"/>
-          <w:szCs w:val="24"/>
-          <w:lang w:val="es-ES"/>
-        </w:rPr>
-      </w:pPr>
-      <w:proofErr w:type="spellStart"/>
-      <w:r>
-        <w:rPr>
-          <w:rFonts w:ascii="Arial" w:eastAsia="Times New Roman" w:hAnsi="Arial" w:cs="Arial"/>
-          <w:b/>
-          <w:bCs/>
-          <w:sz w:val="24"/>
-          <w:szCs w:val="24"/>
-          <w:lang w:val="es-ES"/>
-        </w:rPr>
-        <w:t>Take</w:t>
-      </w:r>
-      <w:proofErr w:type="spellEnd"/>
-      <w:r>
-        <w:rPr>
-          <w:rFonts w:ascii="Arial" w:eastAsia="Times New Roman" w:hAnsi="Arial" w:cs="Arial"/>
-          <w:b/>
-          <w:bCs/>
-          <w:sz w:val="24"/>
-          <w:szCs w:val="24"/>
-          <w:lang w:val="es-ES"/>
-        </w:rPr>
-        <w:t xml:space="preserve"> </w:t>
-      </w:r>
-      <w:proofErr w:type="spellStart"/>
-      <w:r>
-        <w:rPr>
-          <w:rFonts w:ascii="Arial" w:eastAsia="Times New Roman" w:hAnsi="Arial" w:cs="Arial"/>
-          <w:b/>
-          <w:bCs/>
-          <w:sz w:val="24"/>
-          <w:szCs w:val="24"/>
-          <w:lang w:val="es-ES"/>
-        </w:rPr>
-        <w:t>aways</w:t>
-      </w:r>
-      <w:proofErr w:type="spellEnd"/>
-      <w:r>
-        <w:rPr>
-          <w:rFonts w:ascii="Arial" w:eastAsia="Times New Roman" w:hAnsi="Arial" w:cs="Arial"/>
-          <w:b/>
-          <w:bCs/>
-          <w:sz w:val="24"/>
-          <w:szCs w:val="24"/>
-          <w:lang w:val="es-ES"/>
-        </w:rPr>
-        <w:t>:</w:t>
+        <w:t>Menu &gt; trivia!! &gt; Plants &gt; terminar la trivia de amapola</w:t>
+      </w:r>
+    </w:p>
+    <w:p>
+      <w:pPr>
+        <w:spacing w:before="75" w:after="75" w:line="240" w:lineRule="auto"/>
+        <w:rPr>
+          <w:rFonts w:ascii="Arial" w:eastAsia="Times New Roman" w:hAnsi="Arial" w:cs="Arial"/>
+          <w:b/>
+          <w:bCs/>
+          <w:sz w:val="24"/>
+          <w:szCs w:val="24"/>
+          <w:lang w:val="es-ES"/>
+        </w:rPr>
+      </w:pPr>
+      <w:r>
+        <w:rPr>
+          <w:rFonts w:ascii="Arial" w:eastAsia="Times New Roman" w:hAnsi="Arial" w:cs="Arial"/>
+          <w:b/>
+          <w:bCs/>
+          <w:sz w:val="24"/>
+          <w:szCs w:val="24"/>
+          <w:lang w:val="es-ES"/>
+        </w:rPr>
+        <w:t>Take aways:</w:t>
       </w:r>
     </w:p>
     <w:p>
@@ -3535,252 +3550,218 @@
           <w:szCs w:val="24"/>
           <w:lang w:val="es-ES"/>
         </w:rPr>
-        <w:lastRenderedPageBreak/>
         <w:tab/>
-      </w:r>
-      <w:proofErr w:type="spellStart"/>
-      <w:r>
-        <w:rPr>
-          <w:rFonts w:ascii="Arial" w:eastAsia="Times New Roman" w:hAnsi="Arial" w:cs="Arial"/>
-          <w:sz w:val="24"/>
-          <w:szCs w:val="24"/>
-          <w:lang w:val="es-ES"/>
-        </w:rPr>
-        <w:t>Menu</w:t>
-      </w:r>
-      <w:proofErr w:type="spellEnd"/>
-      <w:r>
-        <w:rPr>
-          <w:rFonts w:ascii="Arial" w:eastAsia="Times New Roman" w:hAnsi="Arial" w:cs="Arial"/>
-          <w:sz w:val="24"/>
-          <w:szCs w:val="24"/>
-          <w:lang w:val="es-ES"/>
-        </w:rPr>
-        <w:t xml:space="preserve"> &gt; </w:t>
-      </w:r>
-      <w:proofErr w:type="spellStart"/>
-      <w:r>
-        <w:rPr>
-          <w:rFonts w:ascii="Arial" w:eastAsia="Times New Roman" w:hAnsi="Arial" w:cs="Arial"/>
-          <w:sz w:val="24"/>
-          <w:szCs w:val="24"/>
-          <w:lang w:val="es-ES"/>
-        </w:rPr>
-        <w:t>animals</w:t>
-      </w:r>
-      <w:proofErr w:type="spellEnd"/>
-      <w:r>
-        <w:rPr>
-          <w:rFonts w:ascii="Arial" w:eastAsia="Times New Roman" w:hAnsi="Arial" w:cs="Arial"/>
-          <w:sz w:val="24"/>
-          <w:szCs w:val="24"/>
-          <w:lang w:val="es-ES"/>
-        </w:rPr>
-        <w:t xml:space="preserve"> &gt; P. </w:t>
-      </w:r>
-      <w:proofErr w:type="spellStart"/>
-      <w:r>
-        <w:rPr>
-          <w:rFonts w:ascii="Arial" w:eastAsia="Times New Roman" w:hAnsi="Arial" w:cs="Arial"/>
-          <w:sz w:val="24"/>
-          <w:szCs w:val="24"/>
-          <w:lang w:val="es-ES"/>
-        </w:rPr>
-        <w:t>Rican</w:t>
-      </w:r>
-      <w:proofErr w:type="spellEnd"/>
-      <w:r>
-        <w:rPr>
-          <w:rFonts w:ascii="Arial" w:eastAsia="Times New Roman" w:hAnsi="Arial" w:cs="Arial"/>
-          <w:sz w:val="24"/>
-          <w:szCs w:val="24"/>
-          <w:lang w:val="es-ES"/>
-        </w:rPr>
-        <w:t xml:space="preserve"> Parrot</w:t>
-      </w:r>
-    </w:p>
-    <w:p>
-      <w:pPr>
-        <w:spacing w:before="75" w:after="75" w:line="240" w:lineRule="auto"/>
-        <w:rPr>
-          <w:rFonts w:ascii="Arial" w:eastAsia="Times New Roman" w:hAnsi="Arial" w:cs="Arial"/>
-          <w:b/>
-          <w:bCs/>
-          <w:sz w:val="24"/>
-          <w:szCs w:val="24"/>
-          <w:lang w:val="es-ES"/>
-        </w:rPr>
-      </w:pPr>
-      <w:proofErr w:type="spellStart"/>
-      <w:r>
-        <w:rPr>
-          <w:rFonts w:ascii="Arial" w:eastAsia="Times New Roman" w:hAnsi="Arial" w:cs="Arial"/>
-          <w:b/>
-          <w:bCs/>
-          <w:sz w:val="24"/>
-          <w:szCs w:val="24"/>
-          <w:lang w:val="es-ES"/>
-        </w:rPr>
-        <w:t>Take</w:t>
-      </w:r>
-      <w:proofErr w:type="spellEnd"/>
-      <w:r>
-        <w:rPr>
-          <w:rFonts w:ascii="Arial" w:eastAsia="Times New Roman" w:hAnsi="Arial" w:cs="Arial"/>
-          <w:b/>
-          <w:bCs/>
-          <w:sz w:val="24"/>
-          <w:szCs w:val="24"/>
-          <w:lang w:val="es-ES"/>
-        </w:rPr>
-        <w:t xml:space="preserve"> </w:t>
-      </w:r>
-      <w:proofErr w:type="spellStart"/>
-      <w:r>
-        <w:rPr>
-          <w:rFonts w:ascii="Arial" w:eastAsia="Times New Roman" w:hAnsi="Arial" w:cs="Arial"/>
-          <w:b/>
-          <w:bCs/>
-          <w:sz w:val="24"/>
-          <w:szCs w:val="24"/>
-          <w:lang w:val="es-ES"/>
-        </w:rPr>
-        <w:t>aways</w:t>
-      </w:r>
-      <w:proofErr w:type="spellEnd"/>
-      <w:r>
-        <w:rPr>
-          <w:rFonts w:ascii="Arial" w:eastAsia="Times New Roman" w:hAnsi="Arial" w:cs="Arial"/>
-          <w:b/>
-          <w:bCs/>
-          <w:sz w:val="24"/>
-          <w:szCs w:val="24"/>
-          <w:lang w:val="es-ES"/>
-        </w:rPr>
-        <w:t>:</w:t>
-      </w:r>
-    </w:p>
-    <w:p>
-      <w:pPr>
-        <w:spacing w:before="75" w:after="75" w:line="240" w:lineRule="auto"/>
-        <w:rPr>
-          <w:rFonts w:ascii="Arial" w:eastAsia="Times New Roman" w:hAnsi="Arial" w:cs="Arial"/>
-          <w:sz w:val="24"/>
-          <w:szCs w:val="24"/>
-          <w:lang w:val="es-ES"/>
-        </w:rPr>
-      </w:pPr>
-      <w:r>
-        <w:rPr>
-          <w:rFonts w:ascii="Arial" w:eastAsia="Times New Roman" w:hAnsi="Arial" w:cs="Arial"/>
-          <w:sz w:val="24"/>
-          <w:szCs w:val="24"/>
-          <w:lang w:val="es-ES"/>
-        </w:rPr>
-        <w:t xml:space="preserve">El usuario probablemente utilizará el menú antes que los botones del </w:t>
-      </w:r>
-      <w:proofErr w:type="spellStart"/>
-      <w:proofErr w:type="gramStart"/>
-      <w:r>
-        <w:rPr>
-          <w:rFonts w:ascii="Arial" w:eastAsia="Times New Roman" w:hAnsi="Arial" w:cs="Arial"/>
-          <w:sz w:val="24"/>
-          <w:szCs w:val="24"/>
-          <w:lang w:val="es-ES"/>
-        </w:rPr>
-        <w:t>frame</w:t>
-      </w:r>
-      <w:proofErr w:type="spellEnd"/>
-      <w:proofErr w:type="gramEnd"/>
-      <w:r>
-        <w:rPr>
-          <w:rFonts w:ascii="Arial" w:eastAsia="Times New Roman" w:hAnsi="Arial" w:cs="Arial"/>
-          <w:sz w:val="24"/>
-          <w:szCs w:val="24"/>
-          <w:lang w:val="es-ES"/>
-        </w:rPr>
-        <w:t xml:space="preserve"> inferior. Al utilizarlo más frecuentemente, se dará cuenta de los </w:t>
-      </w:r>
-      <w:proofErr w:type="spellStart"/>
-      <w:r>
-        <w:rPr>
-          <w:rFonts w:ascii="Arial" w:eastAsia="Times New Roman" w:hAnsi="Arial" w:cs="Arial"/>
-          <w:sz w:val="24"/>
-          <w:szCs w:val="24"/>
-          <w:lang w:val="es-ES"/>
-        </w:rPr>
-        <w:t>shortcuts</w:t>
-      </w:r>
-      <w:proofErr w:type="spellEnd"/>
-      <w:r>
-        <w:rPr>
-          <w:rFonts w:ascii="Arial" w:eastAsia="Times New Roman" w:hAnsi="Arial" w:cs="Arial"/>
-          <w:sz w:val="24"/>
-          <w:szCs w:val="24"/>
-          <w:lang w:val="es-ES"/>
-        </w:rPr>
-        <w:t xml:space="preserve"> (</w:t>
-      </w:r>
-      <w:proofErr w:type="spellStart"/>
-      <w:r>
-        <w:rPr>
-          <w:rFonts w:ascii="Arial" w:eastAsia="Times New Roman" w:hAnsi="Arial" w:cs="Arial"/>
-          <w:sz w:val="24"/>
-          <w:szCs w:val="24"/>
-          <w:lang w:val="es-ES"/>
-        </w:rPr>
-        <w:t>plants</w:t>
-      </w:r>
-      <w:proofErr w:type="spellEnd"/>
-      <w:r>
-        <w:rPr>
-          <w:rFonts w:ascii="Arial" w:eastAsia="Times New Roman" w:hAnsi="Arial" w:cs="Arial"/>
-          <w:sz w:val="24"/>
-          <w:szCs w:val="24"/>
-          <w:lang w:val="es-ES"/>
-        </w:rPr>
-        <w:t xml:space="preserve">, </w:t>
-      </w:r>
-      <w:proofErr w:type="spellStart"/>
-      <w:r>
-        <w:rPr>
-          <w:rFonts w:ascii="Arial" w:eastAsia="Times New Roman" w:hAnsi="Arial" w:cs="Arial"/>
-          <w:sz w:val="24"/>
-          <w:szCs w:val="24"/>
-          <w:lang w:val="es-ES"/>
-        </w:rPr>
-        <w:t>animals</w:t>
-      </w:r>
-      <w:proofErr w:type="spellEnd"/>
-      <w:r>
-        <w:rPr>
-          <w:rFonts w:ascii="Arial" w:eastAsia="Times New Roman" w:hAnsi="Arial" w:cs="Arial"/>
-          <w:sz w:val="24"/>
-          <w:szCs w:val="24"/>
-          <w:lang w:val="es-ES"/>
-        </w:rPr>
-        <w:t xml:space="preserve"> y </w:t>
-      </w:r>
-      <w:proofErr w:type="spellStart"/>
-      <w:r>
-        <w:rPr>
-          <w:rFonts w:ascii="Arial" w:eastAsia="Times New Roman" w:hAnsi="Arial" w:cs="Arial"/>
-          <w:sz w:val="24"/>
-          <w:szCs w:val="24"/>
-          <w:lang w:val="es-ES"/>
-        </w:rPr>
-        <w:t>directory</w:t>
-      </w:r>
-      <w:proofErr w:type="spellEnd"/>
-      <w:r>
-        <w:rPr>
-          <w:rFonts w:ascii="Arial" w:eastAsia="Times New Roman" w:hAnsi="Arial" w:cs="Arial"/>
-          <w:sz w:val="24"/>
-          <w:szCs w:val="24"/>
-          <w:lang w:val="es-ES"/>
-        </w:rPr>
-        <w:t>).</w:t>
-      </w:r>
+        <w:t>Menu &gt; animals &gt; P. Rican Parrot</w:t>
+      </w:r>
+    </w:p>
+    <w:p>
+      <w:pPr>
+        <w:spacing w:before="75" w:after="75" w:line="240" w:lineRule="auto"/>
+        <w:rPr>
+          <w:rFonts w:ascii="Arial" w:eastAsia="Times New Roman" w:hAnsi="Arial" w:cs="Arial"/>
+          <w:b/>
+          <w:bCs/>
+          <w:sz w:val="24"/>
+          <w:szCs w:val="24"/>
+          <w:lang w:val="es-ES"/>
+        </w:rPr>
+      </w:pPr>
+      <w:r>
+        <w:rPr>
+          <w:rFonts w:ascii="Arial" w:eastAsia="Times New Roman" w:hAnsi="Arial" w:cs="Arial"/>
+          <w:b/>
+          <w:bCs/>
+          <w:sz w:val="24"/>
+          <w:szCs w:val="24"/>
+          <w:lang w:val="es-ES"/>
+        </w:rPr>
+        <w:t>Take aways:</w:t>
+      </w:r>
+    </w:p>
+    <w:p>
+      <w:pPr>
+        <w:spacing w:before="75" w:after="75" w:line="240" w:lineRule="auto"/>
+        <w:rPr>
+          <w:rFonts w:ascii="Arial" w:eastAsia="Times New Roman" w:hAnsi="Arial" w:cs="Arial"/>
+          <w:sz w:val="24"/>
+          <w:szCs w:val="24"/>
+          <w:lang w:val="es-ES"/>
+        </w:rPr>
+      </w:pPr>
+      <w:r>
+        <w:rPr>
+          <w:rFonts w:ascii="Arial" w:eastAsia="Times New Roman" w:hAnsi="Arial" w:cs="Arial"/>
+          <w:sz w:val="24"/>
+          <w:szCs w:val="24"/>
+          <w:lang w:val="es-ES"/>
+        </w:rPr>
+        <w:t>El usuario probablemente utilizará el menú antes que los botones del frame inferior. Al utilizarlo más frecuentemente, se dará cuenta de los shortcuts (plants, animals y directory).</w:t>
+      </w:r>
+    </w:p>
+    <w:p>
+      <w:pPr>
+        <w:spacing w:before="75" w:after="75" w:line="240" w:lineRule="auto"/>
+        <w:rPr>
+          <w:rFonts w:ascii="Arial" w:eastAsia="Times New Roman" w:hAnsi="Arial" w:cs="Arial"/>
+          <w:sz w:val="24"/>
+          <w:szCs w:val="24"/>
+          <w:lang w:val="es-ES"/>
+        </w:rPr>
+      </w:pPr>
+    </w:p>
+    <w:p>
+      <w:pPr>
+        <w:spacing w:before="75" w:after="75" w:line="240" w:lineRule="auto"/>
+        <w:rPr>
+          <w:rFonts w:ascii="Arial" w:eastAsia="Times New Roman" w:hAnsi="Arial" w:cs="Arial"/>
+          <w:sz w:val="24"/>
+          <w:szCs w:val="24"/>
+          <w:lang w:val="es-ES"/>
+        </w:rPr>
+      </w:pPr>
+    </w:p>
+    <w:p>
+      <w:pPr>
+        <w:spacing w:before="75" w:after="75" w:line="240" w:lineRule="auto"/>
+        <w:rPr>
+          <w:rFonts w:ascii="Arial" w:eastAsia="Times New Roman" w:hAnsi="Arial" w:cs="Arial"/>
+          <w:sz w:val="24"/>
+          <w:szCs w:val="24"/>
+          <w:lang w:val="es-ES"/>
+        </w:rPr>
+      </w:pPr>
+    </w:p>
+    <w:p>
+      <w:pPr>
+        <w:spacing w:before="75" w:after="75" w:line="240" w:lineRule="auto"/>
+        <w:rPr>
+          <w:rFonts w:ascii="Arial" w:eastAsia="Times New Roman" w:hAnsi="Arial" w:cs="Arial"/>
+          <w:sz w:val="24"/>
+          <w:szCs w:val="24"/>
+          <w:lang w:val="es-ES"/>
+        </w:rPr>
+      </w:pPr>
+    </w:p>
+    <w:p>
+      <w:pPr>
+        <w:spacing w:before="75" w:after="75" w:line="240" w:lineRule="auto"/>
+        <w:rPr>
+          <w:rFonts w:ascii="Arial" w:eastAsia="Times New Roman" w:hAnsi="Arial" w:cs="Arial"/>
+          <w:sz w:val="24"/>
+          <w:szCs w:val="24"/>
+          <w:lang w:val="es-ES"/>
+        </w:rPr>
+      </w:pPr>
+    </w:p>
+    <w:p>
+      <w:pPr>
+        <w:spacing w:before="75" w:after="75" w:line="240" w:lineRule="auto"/>
+        <w:rPr>
+          <w:rFonts w:ascii="Arial" w:eastAsia="Times New Roman" w:hAnsi="Arial" w:cs="Arial"/>
+          <w:sz w:val="24"/>
+          <w:szCs w:val="24"/>
+          <w:lang w:val="es-ES"/>
+        </w:rPr>
+      </w:pPr>
+    </w:p>
+    <w:p>
+      <w:pPr>
+        <w:spacing w:before="75" w:after="75" w:line="240" w:lineRule="auto"/>
+        <w:rPr>
+          <w:rFonts w:ascii="Arial" w:eastAsia="Times New Roman" w:hAnsi="Arial" w:cs="Arial"/>
+          <w:sz w:val="24"/>
+          <w:szCs w:val="24"/>
+          <w:lang w:val="es-ES"/>
+        </w:rPr>
+      </w:pPr>
+    </w:p>
+    <w:p>
+      <w:pPr>
+        <w:spacing w:before="75" w:after="75" w:line="240" w:lineRule="auto"/>
+        <w:rPr>
+          <w:rFonts w:ascii="Arial" w:eastAsia="Times New Roman" w:hAnsi="Arial" w:cs="Arial"/>
+          <w:sz w:val="24"/>
+          <w:szCs w:val="24"/>
+          <w:lang w:val="es-ES"/>
+        </w:rPr>
+      </w:pPr>
+    </w:p>
+    <w:p>
+      <w:pPr>
+        <w:spacing w:before="75" w:after="75" w:line="240" w:lineRule="auto"/>
+        <w:rPr>
+          <w:rFonts w:ascii="Arial" w:eastAsia="Times New Roman" w:hAnsi="Arial" w:cs="Arial"/>
+          <w:sz w:val="24"/>
+          <w:szCs w:val="24"/>
+          <w:lang w:val="es-ES"/>
+        </w:rPr>
+      </w:pPr>
+    </w:p>
+    <w:p>
+      <w:pPr>
+        <w:spacing w:before="75" w:after="75" w:line="240" w:lineRule="auto"/>
+        <w:rPr>
+          <w:rFonts w:ascii="Arial" w:eastAsia="Times New Roman" w:hAnsi="Arial" w:cs="Arial"/>
+          <w:sz w:val="24"/>
+          <w:szCs w:val="24"/>
+          <w:lang w:val="es-ES"/>
+        </w:rPr>
+      </w:pPr>
+    </w:p>
+    <w:p>
+      <w:pPr>
+        <w:spacing w:before="75" w:after="75" w:line="240" w:lineRule="auto"/>
+        <w:rPr>
+          <w:rFonts w:ascii="Arial" w:eastAsia="Times New Roman" w:hAnsi="Arial" w:cs="Arial"/>
+          <w:sz w:val="24"/>
+          <w:szCs w:val="24"/>
+          <w:lang w:val="es-ES"/>
+        </w:rPr>
+      </w:pPr>
+    </w:p>
+    <w:p>
+      <w:pPr>
+        <w:spacing w:before="75" w:after="75" w:line="240" w:lineRule="auto"/>
+        <w:rPr>
+          <w:rFonts w:ascii="Arial" w:eastAsia="Times New Roman" w:hAnsi="Arial" w:cs="Arial"/>
+          <w:sz w:val="24"/>
+          <w:szCs w:val="24"/>
+          <w:lang w:val="es-ES"/>
+        </w:rPr>
+      </w:pPr>
+    </w:p>
+    <w:p>
+      <w:pPr>
+        <w:spacing w:before="75" w:after="75" w:line="240" w:lineRule="auto"/>
+        <w:rPr>
+          <w:rFonts w:ascii="Arial" w:eastAsia="Times New Roman" w:hAnsi="Arial" w:cs="Arial"/>
+          <w:sz w:val="24"/>
+          <w:szCs w:val="24"/>
+          <w:lang w:val="es-ES"/>
+        </w:rPr>
+      </w:pPr>
+    </w:p>
+    <w:p>
+      <w:pPr>
+        <w:spacing w:before="75" w:after="75" w:line="240" w:lineRule="auto"/>
+        <w:rPr>
+          <w:rFonts w:ascii="Arial" w:eastAsia="Times New Roman" w:hAnsi="Arial" w:cs="Arial"/>
+          <w:sz w:val="24"/>
+          <w:szCs w:val="24"/>
+          <w:lang w:val="es-ES"/>
+        </w:rPr>
+      </w:pPr>
+    </w:p>
+    <w:p>
+      <w:pPr>
+        <w:spacing w:before="75" w:after="75" w:line="240" w:lineRule="auto"/>
+        <w:rPr>
+          <w:rFonts w:ascii="Arial" w:eastAsia="Times New Roman" w:hAnsi="Arial" w:cs="Arial"/>
+          <w:sz w:val="24"/>
+          <w:szCs w:val="24"/>
+          <w:lang w:val="es-ES"/>
+        </w:rPr>
+      </w:pPr>
     </w:p>
     <w:p>
       <w:pPr>
@@ -3815,6 +3796,7 @@
           <w:szCs w:val="21"/>
           <w:lang w:val="es-ES"/>
         </w:rPr>
+        <w:lastRenderedPageBreak/>
         <w:t>Conclusión (2)</w:t>
       </w:r>
     </w:p>
@@ -3835,68 +3817,338 @@
           <w:szCs w:val="24"/>
           <w:lang w:val="es-ES"/>
         </w:rPr>
-        <w:t xml:space="preserve">Se preguntó por las necesidades de amantes de la naturaleza en un grupo de Facebook. Se tomaron en cuenta las sugerencias en la etapa final del diseño. Se utilizó un familiar como usuario en el proceso de evaluación básica. Se conoce qué se puede mejorar para aumentar el UX de la </w:t>
-      </w:r>
-      <w:proofErr w:type="gramStart"/>
-      <w:r>
-        <w:rPr>
-          <w:rFonts w:ascii="Arial" w:eastAsia="Times New Roman" w:hAnsi="Arial" w:cs="Arial"/>
-          <w:sz w:val="24"/>
-          <w:szCs w:val="24"/>
-          <w:lang w:val="es-ES"/>
-        </w:rPr>
-        <w:t>app</w:t>
-      </w:r>
-      <w:proofErr w:type="gramEnd"/>
-      <w:r>
-        <w:rPr>
-          <w:rFonts w:ascii="Arial" w:eastAsia="Times New Roman" w:hAnsi="Arial" w:cs="Arial"/>
-          <w:sz w:val="24"/>
-          <w:szCs w:val="24"/>
-          <w:lang w:val="es-ES"/>
-        </w:rPr>
-        <w:t xml:space="preserve">. Quizás al acercarse el </w:t>
-      </w:r>
-      <w:proofErr w:type="spellStart"/>
-      <w:r>
-        <w:rPr>
-          <w:rFonts w:ascii="Arial" w:eastAsia="Times New Roman" w:hAnsi="Arial" w:cs="Arial"/>
-          <w:sz w:val="24"/>
-          <w:szCs w:val="24"/>
-          <w:lang w:val="es-ES"/>
-        </w:rPr>
-        <w:t>capstone</w:t>
-      </w:r>
-      <w:proofErr w:type="spellEnd"/>
-      <w:r>
-        <w:rPr>
-          <w:rFonts w:ascii="Arial" w:eastAsia="Times New Roman" w:hAnsi="Arial" w:cs="Arial"/>
-          <w:sz w:val="24"/>
-          <w:szCs w:val="24"/>
-          <w:lang w:val="es-ES"/>
-        </w:rPr>
-        <w:t xml:space="preserve"> se puede ir implementando los </w:t>
-      </w:r>
-      <w:proofErr w:type="spellStart"/>
-      <w:r>
-        <w:rPr>
-          <w:rFonts w:ascii="Arial" w:eastAsia="Times New Roman" w:hAnsi="Arial" w:cs="Arial"/>
-          <w:sz w:val="24"/>
-          <w:szCs w:val="24"/>
-          <w:lang w:val="es-ES"/>
-        </w:rPr>
-        <w:t>take-aways</w:t>
-      </w:r>
-      <w:proofErr w:type="spellEnd"/>
-      <w:r>
-        <w:rPr>
-          <w:rFonts w:ascii="Arial" w:eastAsia="Times New Roman" w:hAnsi="Arial" w:cs="Arial"/>
-          <w:sz w:val="24"/>
-          <w:szCs w:val="24"/>
-          <w:lang w:val="es-ES"/>
-        </w:rPr>
-        <w:t xml:space="preserve"> en este proyecto personal.</w:t>
-      </w:r>
+        <w:t>Se preguntó por las necesidades de amantes de la naturaleza en un grupo de Facebook. Se tomaron en cuenta las sugerencias en la etapa final del diseño. Se utilizó un familiar como usuario en el proceso de evaluación básica. Se conoce qué se puede mejorar para aumentar el UX de la app. Quizás al acercarse el capstone se puede ir implementando los take-aways en este proyecto personal.</w:t>
+      </w:r>
+    </w:p>
+    <w:p>
+      <w:pPr>
+        <w:spacing w:before="75" w:after="75" w:line="240" w:lineRule="auto"/>
+        <w:rPr>
+          <w:rFonts w:ascii="Arial" w:eastAsia="Times New Roman" w:hAnsi="Arial" w:cs="Arial"/>
+          <w:sz w:val="24"/>
+          <w:szCs w:val="24"/>
+          <w:lang w:val="es-ES"/>
+        </w:rPr>
+      </w:pPr>
+    </w:p>
+    <w:p>
+      <w:pPr>
+        <w:spacing w:before="75" w:after="75" w:line="240" w:lineRule="auto"/>
+        <w:rPr>
+          <w:rFonts w:ascii="Arial" w:eastAsia="Times New Roman" w:hAnsi="Arial" w:cs="Arial"/>
+          <w:sz w:val="24"/>
+          <w:szCs w:val="24"/>
+          <w:lang w:val="es-ES"/>
+        </w:rPr>
+      </w:pPr>
+    </w:p>
+    <w:p>
+      <w:pPr>
+        <w:spacing w:before="75" w:after="75" w:line="240" w:lineRule="auto"/>
+        <w:rPr>
+          <w:rFonts w:ascii="Arial" w:eastAsia="Times New Roman" w:hAnsi="Arial" w:cs="Arial"/>
+          <w:sz w:val="24"/>
+          <w:szCs w:val="24"/>
+          <w:lang w:val="es-ES"/>
+        </w:rPr>
+      </w:pPr>
+    </w:p>
+    <w:p>
+      <w:pPr>
+        <w:spacing w:before="75" w:after="75" w:line="240" w:lineRule="auto"/>
+        <w:rPr>
+          <w:rFonts w:ascii="Arial" w:eastAsia="Times New Roman" w:hAnsi="Arial" w:cs="Arial"/>
+          <w:sz w:val="24"/>
+          <w:szCs w:val="24"/>
+          <w:lang w:val="es-ES"/>
+        </w:rPr>
+      </w:pPr>
+    </w:p>
+    <w:p>
+      <w:pPr>
+        <w:spacing w:before="75" w:after="75" w:line="240" w:lineRule="auto"/>
+        <w:rPr>
+          <w:rFonts w:ascii="Arial" w:eastAsia="Times New Roman" w:hAnsi="Arial" w:cs="Arial"/>
+          <w:sz w:val="24"/>
+          <w:szCs w:val="24"/>
+          <w:lang w:val="es-ES"/>
+        </w:rPr>
+      </w:pPr>
+    </w:p>
+    <w:p>
+      <w:pPr>
+        <w:spacing w:before="75" w:after="75" w:line="240" w:lineRule="auto"/>
+        <w:rPr>
+          <w:rFonts w:ascii="Arial" w:eastAsia="Times New Roman" w:hAnsi="Arial" w:cs="Arial"/>
+          <w:sz w:val="24"/>
+          <w:szCs w:val="24"/>
+          <w:lang w:val="es-ES"/>
+        </w:rPr>
+      </w:pPr>
+    </w:p>
+    <w:p>
+      <w:pPr>
+        <w:spacing w:before="75" w:after="75" w:line="240" w:lineRule="auto"/>
+        <w:rPr>
+          <w:rFonts w:ascii="Arial" w:eastAsia="Times New Roman" w:hAnsi="Arial" w:cs="Arial"/>
+          <w:sz w:val="24"/>
+          <w:szCs w:val="24"/>
+          <w:lang w:val="es-ES"/>
+        </w:rPr>
+      </w:pPr>
+    </w:p>
+    <w:p>
+      <w:pPr>
+        <w:spacing w:before="75" w:after="75" w:line="240" w:lineRule="auto"/>
+        <w:rPr>
+          <w:rFonts w:ascii="Arial" w:eastAsia="Times New Roman" w:hAnsi="Arial" w:cs="Arial"/>
+          <w:sz w:val="24"/>
+          <w:szCs w:val="24"/>
+          <w:lang w:val="es-ES"/>
+        </w:rPr>
+      </w:pPr>
+    </w:p>
+    <w:p>
+      <w:pPr>
+        <w:spacing w:before="75" w:after="75" w:line="240" w:lineRule="auto"/>
+        <w:rPr>
+          <w:rFonts w:ascii="Arial" w:eastAsia="Times New Roman" w:hAnsi="Arial" w:cs="Arial"/>
+          <w:sz w:val="24"/>
+          <w:szCs w:val="24"/>
+          <w:lang w:val="es-ES"/>
+        </w:rPr>
+      </w:pPr>
+    </w:p>
+    <w:p>
+      <w:pPr>
+        <w:spacing w:before="75" w:after="75" w:line="240" w:lineRule="auto"/>
+        <w:rPr>
+          <w:rFonts w:ascii="Arial" w:eastAsia="Times New Roman" w:hAnsi="Arial" w:cs="Arial"/>
+          <w:sz w:val="24"/>
+          <w:szCs w:val="24"/>
+          <w:lang w:val="es-ES"/>
+        </w:rPr>
+      </w:pPr>
+    </w:p>
+    <w:p>
+      <w:pPr>
+        <w:spacing w:before="75" w:after="75" w:line="240" w:lineRule="auto"/>
+        <w:rPr>
+          <w:rFonts w:ascii="Arial" w:eastAsia="Times New Roman" w:hAnsi="Arial" w:cs="Arial"/>
+          <w:sz w:val="24"/>
+          <w:szCs w:val="24"/>
+          <w:lang w:val="es-ES"/>
+        </w:rPr>
+      </w:pPr>
+    </w:p>
+    <w:p>
+      <w:pPr>
+        <w:spacing w:before="75" w:after="75" w:line="240" w:lineRule="auto"/>
+        <w:rPr>
+          <w:rFonts w:ascii="Arial" w:eastAsia="Times New Roman" w:hAnsi="Arial" w:cs="Arial"/>
+          <w:sz w:val="24"/>
+          <w:szCs w:val="24"/>
+          <w:lang w:val="es-ES"/>
+        </w:rPr>
+      </w:pPr>
+    </w:p>
+    <w:p>
+      <w:pPr>
+        <w:spacing w:before="75" w:after="75" w:line="240" w:lineRule="auto"/>
+        <w:rPr>
+          <w:rFonts w:ascii="Arial" w:eastAsia="Times New Roman" w:hAnsi="Arial" w:cs="Arial"/>
+          <w:sz w:val="24"/>
+          <w:szCs w:val="24"/>
+          <w:lang w:val="es-ES"/>
+        </w:rPr>
+      </w:pPr>
+    </w:p>
+    <w:p>
+      <w:pPr>
+        <w:spacing w:before="75" w:after="75" w:line="240" w:lineRule="auto"/>
+        <w:rPr>
+          <w:rFonts w:ascii="Arial" w:eastAsia="Times New Roman" w:hAnsi="Arial" w:cs="Arial"/>
+          <w:sz w:val="24"/>
+          <w:szCs w:val="24"/>
+          <w:lang w:val="es-ES"/>
+        </w:rPr>
+      </w:pPr>
+    </w:p>
+    <w:p>
+      <w:pPr>
+        <w:spacing w:before="75" w:after="75" w:line="240" w:lineRule="auto"/>
+        <w:rPr>
+          <w:rFonts w:ascii="Arial" w:eastAsia="Times New Roman" w:hAnsi="Arial" w:cs="Arial"/>
+          <w:sz w:val="24"/>
+          <w:szCs w:val="24"/>
+          <w:lang w:val="es-ES"/>
+        </w:rPr>
+      </w:pPr>
+    </w:p>
+    <w:p>
+      <w:pPr>
+        <w:spacing w:before="75" w:after="75" w:line="240" w:lineRule="auto"/>
+        <w:rPr>
+          <w:rFonts w:ascii="Arial" w:eastAsia="Times New Roman" w:hAnsi="Arial" w:cs="Arial"/>
+          <w:sz w:val="24"/>
+          <w:szCs w:val="24"/>
+          <w:lang w:val="es-ES"/>
+        </w:rPr>
+      </w:pPr>
+    </w:p>
+    <w:p>
+      <w:pPr>
+        <w:spacing w:before="75" w:after="75" w:line="240" w:lineRule="auto"/>
+        <w:rPr>
+          <w:rFonts w:ascii="Arial" w:eastAsia="Times New Roman" w:hAnsi="Arial" w:cs="Arial"/>
+          <w:sz w:val="24"/>
+          <w:szCs w:val="24"/>
+          <w:lang w:val="es-ES"/>
+        </w:rPr>
+      </w:pPr>
+    </w:p>
+    <w:p>
+      <w:pPr>
+        <w:spacing w:before="75" w:after="75" w:line="240" w:lineRule="auto"/>
+        <w:rPr>
+          <w:rFonts w:ascii="Arial" w:eastAsia="Times New Roman" w:hAnsi="Arial" w:cs="Arial"/>
+          <w:sz w:val="24"/>
+          <w:szCs w:val="24"/>
+          <w:lang w:val="es-ES"/>
+        </w:rPr>
+      </w:pPr>
+    </w:p>
+    <w:p>
+      <w:pPr>
+        <w:spacing w:before="75" w:after="75" w:line="240" w:lineRule="auto"/>
+        <w:rPr>
+          <w:rFonts w:ascii="Arial" w:eastAsia="Times New Roman" w:hAnsi="Arial" w:cs="Arial"/>
+          <w:sz w:val="24"/>
+          <w:szCs w:val="24"/>
+          <w:lang w:val="es-ES"/>
+        </w:rPr>
+      </w:pPr>
+    </w:p>
+    <w:p>
+      <w:pPr>
+        <w:spacing w:before="75" w:after="75" w:line="240" w:lineRule="auto"/>
+        <w:rPr>
+          <w:rFonts w:ascii="Arial" w:eastAsia="Times New Roman" w:hAnsi="Arial" w:cs="Arial"/>
+          <w:sz w:val="24"/>
+          <w:szCs w:val="24"/>
+          <w:lang w:val="es-ES"/>
+        </w:rPr>
+      </w:pPr>
+    </w:p>
+    <w:p>
+      <w:pPr>
+        <w:spacing w:before="75" w:after="75" w:line="240" w:lineRule="auto"/>
+        <w:rPr>
+          <w:rFonts w:ascii="Arial" w:eastAsia="Times New Roman" w:hAnsi="Arial" w:cs="Arial"/>
+          <w:sz w:val="24"/>
+          <w:szCs w:val="24"/>
+          <w:lang w:val="es-ES"/>
+        </w:rPr>
+      </w:pPr>
+    </w:p>
+    <w:p>
+      <w:pPr>
+        <w:spacing w:before="75" w:after="75" w:line="240" w:lineRule="auto"/>
+        <w:rPr>
+          <w:rFonts w:ascii="Arial" w:eastAsia="Times New Roman" w:hAnsi="Arial" w:cs="Arial"/>
+          <w:sz w:val="24"/>
+          <w:szCs w:val="24"/>
+          <w:lang w:val="es-ES"/>
+        </w:rPr>
+      </w:pPr>
+    </w:p>
+    <w:p>
+      <w:pPr>
+        <w:spacing w:before="75" w:after="75" w:line="240" w:lineRule="auto"/>
+        <w:rPr>
+          <w:rFonts w:ascii="Arial" w:eastAsia="Times New Roman" w:hAnsi="Arial" w:cs="Arial"/>
+          <w:sz w:val="24"/>
+          <w:szCs w:val="24"/>
+          <w:lang w:val="es-ES"/>
+        </w:rPr>
+      </w:pPr>
+    </w:p>
+    <w:p>
+      <w:pPr>
+        <w:spacing w:before="75" w:after="75" w:line="240" w:lineRule="auto"/>
+        <w:rPr>
+          <w:rFonts w:ascii="Arial" w:eastAsia="Times New Roman" w:hAnsi="Arial" w:cs="Arial"/>
+          <w:sz w:val="24"/>
+          <w:szCs w:val="24"/>
+          <w:lang w:val="es-ES"/>
+        </w:rPr>
+      </w:pPr>
+    </w:p>
+    <w:p>
+      <w:pPr>
+        <w:spacing w:before="75" w:after="75" w:line="240" w:lineRule="auto"/>
+        <w:rPr>
+          <w:rFonts w:ascii="Arial" w:eastAsia="Times New Roman" w:hAnsi="Arial" w:cs="Arial"/>
+          <w:sz w:val="24"/>
+          <w:szCs w:val="24"/>
+          <w:lang w:val="es-ES"/>
+        </w:rPr>
+      </w:pPr>
+    </w:p>
+    <w:p>
+      <w:pPr>
+        <w:spacing w:before="75" w:after="75" w:line="240" w:lineRule="auto"/>
+        <w:rPr>
+          <w:rFonts w:ascii="Arial" w:eastAsia="Times New Roman" w:hAnsi="Arial" w:cs="Arial"/>
+          <w:sz w:val="24"/>
+          <w:szCs w:val="24"/>
+          <w:lang w:val="es-ES"/>
+        </w:rPr>
+      </w:pPr>
+    </w:p>
+    <w:p>
+      <w:pPr>
+        <w:spacing w:before="75" w:after="75" w:line="240" w:lineRule="auto"/>
+        <w:rPr>
+          <w:rFonts w:ascii="Arial" w:eastAsia="Times New Roman" w:hAnsi="Arial" w:cs="Arial"/>
+          <w:sz w:val="24"/>
+          <w:szCs w:val="24"/>
+          <w:lang w:val="es-ES"/>
+        </w:rPr>
+      </w:pPr>
+    </w:p>
+    <w:p>
+      <w:pPr>
+        <w:spacing w:before="75" w:after="75" w:line="240" w:lineRule="auto"/>
+        <w:rPr>
+          <w:rFonts w:ascii="Arial" w:eastAsia="Times New Roman" w:hAnsi="Arial" w:cs="Arial"/>
+          <w:sz w:val="24"/>
+          <w:szCs w:val="24"/>
+          <w:lang w:val="es-ES"/>
+        </w:rPr>
+      </w:pPr>
+    </w:p>
+    <w:p>
+      <w:pPr>
+        <w:spacing w:before="75" w:after="75" w:line="240" w:lineRule="auto"/>
+        <w:rPr>
+          <w:rFonts w:ascii="Arial" w:eastAsia="Times New Roman" w:hAnsi="Arial" w:cs="Arial"/>
+          <w:sz w:val="24"/>
+          <w:szCs w:val="24"/>
+          <w:lang w:val="es-ES"/>
+        </w:rPr>
+      </w:pPr>
+    </w:p>
+    <w:p>
+      <w:pPr>
+        <w:spacing w:before="75" w:after="75" w:line="240" w:lineRule="auto"/>
+        <w:rPr>
+          <w:rFonts w:ascii="Arial" w:eastAsia="Times New Roman" w:hAnsi="Arial" w:cs="Arial"/>
+          <w:sz w:val="24"/>
+          <w:szCs w:val="24"/>
+          <w:lang w:val="es-ES"/>
+        </w:rPr>
+      </w:pPr>
     </w:p>
     <w:p>
       <w:pPr>
@@ -3931,6 +4183,7 @@
           <w:szCs w:val="21"/>
           <w:lang w:val="es-ES"/>
         </w:rPr>
+        <w:lastRenderedPageBreak/>
         <w:t>Bibliografía (2)</w:t>
       </w:r>
     </w:p>
@@ -3945,123 +4198,35 @@
           <w:lang w:val="es-ES"/>
         </w:rPr>
       </w:pPr>
-      <w:proofErr w:type="spellStart"/>
-      <w:r>
-        <w:rPr>
-          <w:rFonts w:ascii="Arial" w:eastAsia="Times New Roman" w:hAnsi="Arial" w:cs="Arial"/>
-          <w:sz w:val="24"/>
-          <w:szCs w:val="24"/>
-          <w:lang w:val="es-ES"/>
-        </w:rPr>
-        <w:t>Canál</w:t>
-      </w:r>
-      <w:proofErr w:type="spellEnd"/>
-      <w:r>
-        <w:rPr>
-          <w:rFonts w:ascii="Arial" w:eastAsia="Times New Roman" w:hAnsi="Arial" w:cs="Arial"/>
-          <w:sz w:val="24"/>
-          <w:szCs w:val="24"/>
-          <w:lang w:val="es-ES"/>
-        </w:rPr>
-        <w:t xml:space="preserve"> de </w:t>
-      </w:r>
-      <w:proofErr w:type="spellStart"/>
-      <w:r>
-        <w:rPr>
-          <w:rFonts w:ascii="Arial" w:eastAsia="Times New Roman" w:hAnsi="Arial" w:cs="Arial"/>
-          <w:sz w:val="24"/>
-          <w:szCs w:val="24"/>
-          <w:lang w:val="es-ES"/>
-        </w:rPr>
-        <w:t>Youtube</w:t>
-      </w:r>
-      <w:proofErr w:type="spellEnd"/>
-      <w:r>
-        <w:rPr>
-          <w:rFonts w:ascii="Arial" w:eastAsia="Times New Roman" w:hAnsi="Arial" w:cs="Arial"/>
-          <w:sz w:val="24"/>
-          <w:szCs w:val="24"/>
-          <w:lang w:val="es-ES"/>
-        </w:rPr>
-        <w:t xml:space="preserve"> </w:t>
-      </w:r>
-      <w:proofErr w:type="spellStart"/>
-      <w:r>
-        <w:rPr>
-          <w:rFonts w:ascii="Arial" w:eastAsia="Times New Roman" w:hAnsi="Arial" w:cs="Arial"/>
-          <w:b/>
-          <w:bCs/>
-          <w:sz w:val="24"/>
-          <w:szCs w:val="24"/>
-          <w:lang w:val="es-ES"/>
-        </w:rPr>
-        <w:t>Design</w:t>
-      </w:r>
-      <w:proofErr w:type="spellEnd"/>
-      <w:r>
-        <w:rPr>
-          <w:rFonts w:ascii="Arial" w:eastAsia="Times New Roman" w:hAnsi="Arial" w:cs="Arial"/>
-          <w:b/>
-          <w:bCs/>
-          <w:sz w:val="24"/>
-          <w:szCs w:val="24"/>
-          <w:lang w:val="es-ES"/>
-        </w:rPr>
-        <w:t xml:space="preserve"> </w:t>
-      </w:r>
-      <w:proofErr w:type="spellStart"/>
-      <w:r>
-        <w:rPr>
-          <w:rFonts w:ascii="Arial" w:eastAsia="Times New Roman" w:hAnsi="Arial" w:cs="Arial"/>
-          <w:b/>
-          <w:bCs/>
-          <w:sz w:val="24"/>
-          <w:szCs w:val="24"/>
-          <w:lang w:val="es-ES"/>
-        </w:rPr>
-        <w:t>Course</w:t>
-      </w:r>
-      <w:proofErr w:type="spellEnd"/>
-      <w:r>
-        <w:rPr>
-          <w:rFonts w:ascii="Arial" w:eastAsia="Times New Roman" w:hAnsi="Arial" w:cs="Arial"/>
-          <w:sz w:val="24"/>
-          <w:szCs w:val="24"/>
-          <w:lang w:val="es-ES"/>
-        </w:rPr>
-        <w:t xml:space="preserve"> </w:t>
-      </w:r>
-      <w:proofErr w:type="spellStart"/>
-      <w:r>
-        <w:rPr>
-          <w:rFonts w:ascii="Arial" w:eastAsia="Times New Roman" w:hAnsi="Arial" w:cs="Arial"/>
-          <w:sz w:val="24"/>
-          <w:szCs w:val="24"/>
-          <w:lang w:val="es-ES"/>
-        </w:rPr>
-        <w:t>by</w:t>
-      </w:r>
-      <w:proofErr w:type="spellEnd"/>
-      <w:r>
-        <w:rPr>
-          <w:rFonts w:ascii="Arial" w:eastAsia="Times New Roman" w:hAnsi="Arial" w:cs="Arial"/>
-          <w:sz w:val="24"/>
-          <w:szCs w:val="24"/>
-          <w:lang w:val="es-ES"/>
-        </w:rPr>
-        <w:t xml:space="preserve"> Gary </w:t>
-      </w:r>
-      <w:proofErr w:type="spellStart"/>
-      <w:r>
-        <w:rPr>
-          <w:rFonts w:ascii="Arial" w:eastAsia="Times New Roman" w:hAnsi="Arial" w:cs="Arial"/>
-          <w:sz w:val="24"/>
-          <w:szCs w:val="24"/>
-          <w:lang w:val="es-ES"/>
-        </w:rPr>
-        <w:t>Simon</w:t>
-      </w:r>
-      <w:proofErr w:type="spellEnd"/>
+      <w:r>
+        <w:rPr>
+          <w:rFonts w:ascii="Arial" w:eastAsia="Times New Roman" w:hAnsi="Arial" w:cs="Arial"/>
+          <w:sz w:val="24"/>
+          <w:szCs w:val="24"/>
+          <w:lang w:val="es-ES"/>
+        </w:rPr>
+        <w:t xml:space="preserve">Canál de Youtube </w:t>
+      </w:r>
+      <w:r>
+        <w:rPr>
+          <w:rFonts w:ascii="Arial" w:eastAsia="Times New Roman" w:hAnsi="Arial" w:cs="Arial"/>
+          <w:b/>
+          <w:bCs/>
+          <w:sz w:val="24"/>
+          <w:szCs w:val="24"/>
+          <w:lang w:val="es-ES"/>
+        </w:rPr>
+        <w:t>Design Course</w:t>
+      </w:r>
+      <w:r>
+        <w:rPr>
+          <w:rFonts w:ascii="Arial" w:eastAsia="Times New Roman" w:hAnsi="Arial" w:cs="Arial"/>
+          <w:sz w:val="24"/>
+          <w:szCs w:val="24"/>
+          <w:lang w:val="es-ES"/>
+        </w:rPr>
+        <w:t xml:space="preserve"> by Gary Simon</w:t>
+      </w:r>
     </w:p>
     <w:p>
       <w:pPr>
@@ -4163,7 +4328,6 @@
         </w:rPr>
         <w:t xml:space="preserve">Comunidad </w:t>
       </w:r>
-      <w:proofErr w:type="spellStart"/>
       <w:r>
         <w:rPr>
           <w:rFonts w:ascii="Arial" w:eastAsia="Times New Roman" w:hAnsi="Arial" w:cs="Arial"/>
@@ -4175,7 +4339,6 @@
         </w:rPr>
         <w:t>iNaturalist</w:t>
       </w:r>
-      <w:proofErr w:type="spellEnd"/>
     </w:p>
     <w:p>
       <w:pPr>
